--- a/docs/downloads/john-nelson-darby/تم/doc_0310.docx
+++ b/docs/downloads/john-nelson-darby/تم/doc_0310.docx
@@ -1,53 +1,38 @@
 
 <file path=word/document.xml><?xml version="1.0" encoding="utf-8"?>
-<w:document xmlns:wpc="http://schemas.microsoft.com/office/word/2010/wordprocessingCanvas" xmlns:cx="http://schemas.microsoft.com/office/drawing/2014/chartex" xmlns:cx1="http://schemas.microsoft.com/office/drawing/2015/9/8/chartex" xmlns:cx2="http://schemas.microsoft.com/office/drawing/2015/10/21/chartex" xmlns:cx3="http://schemas.microsoft.com/office/drawing/2016/5/9/chartex" xmlns:cx4="http://schemas.microsoft.com/office/drawing/2016/5/10/chartex" xmlns:cx5="http://schemas.microsoft.com/office/drawing/2016/5/11/chartex" xmlns:cx6="http://schemas.microsoft.com/office/drawing/2016/5/12/chartex" xmlns:cx7="http://schemas.microsoft.com/office/drawing/2016/5/13/chartex" xmlns:cx8="http://schemas.microsoft.com/office/drawing/2016/5/14/chartex" xmlns:mc="http://schemas.openxmlformats.org/markup-compatibility/2006" xmlns:aink="http://schemas.microsoft.com/office/drawing/2016/ink" xmlns:am3d="http://schemas.microsoft.com/office/drawing/2017/model3d" xmlns:o="urn:schemas-microsoft-com:office:office" xmlns:oel="http://schemas.microsoft.com/office/2019/extlst" xmlns:r="http://schemas.openxmlformats.org/officeDocument/2006/relationships" xmlns:m="http://schemas.openxmlformats.org/officeDocument/2006/math" xmlns:v="urn:schemas-microsoft-com:vml" xmlns:wp14="http://schemas.microsoft.com/office/word/2010/wordprocessingDrawing" xmlns:wp="http://schemas.openxmlformats.org/drawingml/2006/wordprocessingDrawing" xmlns:w10="urn:schemas-microsoft-com:office:word" xmlns:w="http://schemas.openxmlformats.org/wordprocessingml/2006/main" xmlns:w14="http://schemas.microsoft.com/office/word/2010/wordml" xmlns:w15="http://schemas.microsoft.com/office/word/2012/wordml" xmlns:w16cex="http://schemas.microsoft.com/office/word/2018/wordml/cex" xmlns:w16cid="http://schemas.microsoft.com/office/word/2016/wordml/cid" xmlns:w16="http://schemas.microsoft.com/office/word/2018/wordml" xmlns:w16sdtdh="http://schemas.microsoft.com/office/word/2020/wordml/sdtdatahash" xmlns:w16se="http://schemas.microsoft.com/office/word/2015/wordml/symex" xmlns:wpg="http://schemas.microsoft.com/office/word/2010/wordprocessingGroup" xmlns:wpi="http://schemas.microsoft.com/office/word/2010/wordprocessingInk" xmlns:wne="http://schemas.microsoft.com/office/word/2006/wordml" xmlns:wps="http://schemas.microsoft.com/office/word/2010/wordprocessingShape" mc:Ignorable="w14 w15 w16se w16cid w16 w16cex w16sdtdh wp14">
+<w:document xmlns:wpc="http://schemas.microsoft.com/office/word/2010/wordprocessingCanvas" xmlns:cx="http://schemas.microsoft.com/office/drawing/2014/chartex" xmlns:cx1="http://schemas.microsoft.com/office/drawing/2015/9/8/chartex" xmlns:cx2="http://schemas.microsoft.com/office/drawing/2015/10/21/chartex" xmlns:cx3="http://schemas.microsoft.com/office/drawing/2016/5/9/chartex" xmlns:cx4="http://schemas.microsoft.com/office/drawing/2016/5/10/chartex" xmlns:cx5="http://schemas.microsoft.com/office/drawing/2016/5/11/chartex" xmlns:cx6="http://schemas.microsoft.com/office/drawing/2016/5/12/chartex" xmlns:cx7="http://schemas.microsoft.com/office/drawing/2016/5/13/chartex" xmlns:cx8="http://schemas.microsoft.com/office/drawing/2016/5/14/chartex" xmlns:mc="http://schemas.openxmlformats.org/markup-compatibility/2006" xmlns:aink="http://schemas.microsoft.com/office/drawing/2016/ink" xmlns:am3d="http://schemas.microsoft.com/office/drawing/2017/model3d" xmlns:o="urn:schemas-microsoft-com:office:office" xmlns:oel="http://schemas.microsoft.com/office/2019/extlst" xmlns:r="http://schemas.openxmlformats.org/officeDocument/2006/relationships" xmlns:m="http://schemas.openxmlformats.org/officeDocument/2006/math" xmlns:v="urn:schemas-microsoft-com:vml" xmlns:wp14="http://schemas.microsoft.com/office/word/2010/wordprocessingDrawing" xmlns:wp="http://schemas.openxmlformats.org/drawingml/2006/wordprocessingDrawing" xmlns:w10="urn:schemas-microsoft-com:office:word" xmlns:w="http://schemas.openxmlformats.org/wordprocessingml/2006/main" xmlns:w14="http://schemas.microsoft.com/office/word/2010/wordml" xmlns:w15="http://schemas.microsoft.com/office/word/2012/wordml" xmlns:w16cei="http://schemas.microsoft.com/office/word/2026/wordml/cei" xmlns:w16cex="http://schemas.microsoft.com/office/word/2018/wordml/cex" xmlns:w16cid="http://schemas.microsoft.com/office/word/2016/wordml/cid" xmlns:w16="http://schemas.microsoft.com/office/word/2018/wordml" xmlns:w16du="http://schemas.microsoft.com/office/word/2023/wordml/word16du" xmlns:w16sdtdh="http://schemas.microsoft.com/office/word/2020/wordml/sdtdatahash" xmlns:w16sdtfl="http://schemas.microsoft.com/office/word/2024/wordml/sdtformatlock" xmlns:w16se="http://schemas.microsoft.com/office/word/2015/wordml/symex" xmlns:wpg="http://schemas.microsoft.com/office/word/2010/wordprocessingGroup" xmlns:wpi="http://schemas.microsoft.com/office/word/2010/wordprocessingInk" xmlns:wne="http://schemas.microsoft.com/office/word/2006/wordml" xmlns:wps="http://schemas.microsoft.com/office/word/2010/wordprocessingShape" mc:Ignorable="w14 w15 w16se w16cid w16 w16cex w16sdtdh w16sdtfl w16du wp14">
   <w:body>
     <w:p>
       <w:pPr>
         <w:rPr>
           <w:rtl/>
-          <w:lang w:bidi="ar-SA"/>
         </w:rPr>
       </w:pPr>
-      <w:hyperlink r:id="rId4" w:history="1">
-        <w:r>
-          <w:rPr>
-            <w:rStyle w:val="Hyperlink"/>
-            <w:rFonts w:hint="cs"/>
-            <w:rtl/>
-            <w:lang w:bidi="ar-SA"/>
-          </w:rPr>
-          <w:t>الإنسان المؤمن في المُلك الألفي</w:t>
-        </w:r>
-      </w:hyperlink>
-    </w:p>
-    <w:p>
-      <w:pPr>
-        <w:rPr>
-          <w:rtl/>
-          <w:lang w:bidi="ar-SA"/>
-        </w:rPr>
-      </w:pPr>
-      <w:r>
-        <w:rPr>
-          <w:rFonts w:hint="cs"/>
-          <w:rtl/>
-          <w:lang w:bidi="ar-SA"/>
-        </w:rPr>
-        <w:t>موقف مختلف نحو الخليقة</w:t>
+      <w:r>
+        <w:fldChar w:fldCharType="begin"/>
+      </w:r>
+      <w:r>
+        <w:instrText>HYPERLINK "https://www.bibelstudium.de/articles/8527/verwirf-den-boesen-gedanken.html"</w:instrText>
+      </w:r>
+      <w:r>
+        <w:fldChar w:fldCharType="separate"/>
+      </w:r>
+      <w:r>
+        <w:rPr>
+          <w:rStyle w:val="Hyperlink"/>
+          <w:rtl/>
+        </w:rPr>
+        <w:t>ارفض فكر الشر</w:t>
+      </w:r>
+      <w:r>
+        <w:fldChar w:fldCharType="end"/>
       </w:r>
     </w:p>
     <w:p>
       <w:pPr>
         <w:bidi w:val="0"/>
-        <w:rPr>
-          <w:lang w:bidi="ar-SA"/>
-        </w:rPr>
       </w:pPr>
       <w:r>
-        <w:rPr>
-          <w:lang w:bidi="ar-SA"/>
-        </w:rPr>
         <w:t>John Nelson Darby</w:t>
       </w:r>
     </w:p>
@@ -64,7 +49,25 @@
           <w:rtl/>
           <w:lang w:bidi="ar-SA"/>
         </w:rPr>
-        <w:t>مقدمة</w:t>
+        <w:t xml:space="preserve">(في عام 1853 </w:t>
+      </w:r>
+      <w:proofErr w:type="spellStart"/>
+      <w:r>
+        <w:rPr>
+          <w:rFonts w:hint="cs"/>
+          <w:rtl/>
+          <w:lang w:bidi="ar-SA"/>
+        </w:rPr>
+        <w:t>انخطبت</w:t>
+      </w:r>
+      <w:proofErr w:type="spellEnd"/>
+      <w:r>
+        <w:rPr>
+          <w:rFonts w:hint="cs"/>
+          <w:rtl/>
+          <w:lang w:bidi="ar-SA"/>
+        </w:rPr>
+        <w:t xml:space="preserve"> أخت مؤمنة لشاب من العالم. وهي كانت تعرف بأن هذا خطأ، وتم تحذيرها بكل جدية. إلا أنها بقيت على عنادها. فمرضت مرض عضال ورأت فيه يد الله. وماتت قبل عرسها. وهذا الأمر استدعى داربي بأن يقدّم بعض التوصيات الجادة، والتي نقتبس منها ما يلي.)</w:t>
       </w:r>
     </w:p>
     <w:p>
@@ -80,7 +83,7 @@
           <w:rtl/>
           <w:lang w:bidi="ar-SA"/>
         </w:rPr>
-        <w:t>إن دعوة المؤمنين هن على الأرض في زمن المُلك الألفي ستكون مختلفة عن دعوة المؤمنين الذين هم على الأرض الآن. السبب الواضح لذلك هو أن تدبير المُلك الألفي فيما يتعلق بالمؤمنين على الأرض سيكون تدبير قضائي.</w:t>
+        <w:t>كيف يعمل الله داخل قلبك المسكين؟ هو يصل إليه من خلال كلمته حتى يرى ضميرك كل ما يراه هو بنفسه. عينه عليك، على قلبك، وعين ضميرك ستستنير من خلال هذه الكلمة، التي يعلنها الله لك فيما يدور داخل قلبك.</w:t>
       </w:r>
     </w:p>
     <w:p>
@@ -96,7 +99,30 @@
           <w:rtl/>
           <w:lang w:bidi="ar-SA"/>
         </w:rPr>
-        <w:t>ناموس ونعمة</w:t>
+        <w:t xml:space="preserve">هل هذا ما تراه داخل قلبك فكر السائح، فكر إنسان يحب الله؟ هل هو فكر متوافق مع مشيئة الله </w:t>
+      </w:r>
+      <w:r>
+        <w:rPr>
+          <w:rtl/>
+          <w:lang w:bidi="ar-SA"/>
+        </w:rPr>
+        <w:t>–</w:t>
+      </w:r>
+      <w:r>
+        <w:rPr>
+          <w:rFonts w:hint="cs"/>
+          <w:rtl/>
+          <w:lang w:bidi="ar-SA"/>
+        </w:rPr>
+        <w:t xml:space="preserve"> فكر يتفق مع إنسان أحبه المسيح كثيرًا حتى أنه ضحى بحياته حتى الموت من أجله؟ فكر في نفسك واسأل نفسك</w:t>
+      </w:r>
+      <w:r>
+        <w:rPr>
+          <w:rFonts w:hint="cs"/>
+          <w:rtl/>
+          <w:lang w:bidi="ar-SA"/>
+        </w:rPr>
+        <w:t>: هل يجوز لك بأن تسمح بالفكر الذي يشغل قلبك إن كان يتعارض مع المسيح، مع المسيح الذي بذل نفسه لأجلك حتى يخلصك؟</w:t>
       </w:r>
     </w:p>
     <w:p>
@@ -112,78 +138,22 @@
           <w:rtl/>
           <w:lang w:bidi="ar-SA"/>
         </w:rPr>
-        <w:t>في مفهوم ما كانت هنالك نعمة لليهود. وفي صورة ما كانت هنالك نعمة حتى في الفردوس. فلا يمكن أن يكون هنالك تعامل مع الخاطئ إطلاقًا من دون النعمة. لكن الت</w:t>
-      </w:r>
-      <w:r>
-        <w:rPr>
-          <w:rFonts w:hint="cs"/>
-          <w:rtl/>
-          <w:lang w:bidi="ar-SA"/>
-        </w:rPr>
-        <w:t>د</w:t>
-      </w:r>
-      <w:r>
-        <w:rPr>
-          <w:rFonts w:hint="cs"/>
-          <w:rtl/>
-          <w:lang w:bidi="ar-SA"/>
-        </w:rPr>
-        <w:t>بير اليهودي غير متسم بالن</w:t>
-      </w:r>
-      <w:r>
-        <w:rPr>
-          <w:rFonts w:hint="cs"/>
-          <w:rtl/>
-          <w:lang w:bidi="ar-SA"/>
-        </w:rPr>
-        <w:t>عم</w:t>
-      </w:r>
-      <w:r>
-        <w:rPr>
-          <w:rFonts w:hint="cs"/>
-          <w:rtl/>
-          <w:lang w:bidi="ar-SA"/>
-        </w:rPr>
-        <w:t xml:space="preserve">ة، وإنما بالناموس. الناموس يتعامل مع الأعمال، أما النعمة فليس كذلك. إنه لا يمكن أبدًا أن يكون هنالك انحراف عن المبدأ الذي باستطاعة النفس أن تقف عليه أمام الله. لكن نوعية التدبير المحددة لزمن معيّن مختلفة تمامًا. إن تدبير الكنيسة هو في حد ذاته قضائي. الكنيسة مكوّنة من أشخاص منفصلين بقداسة باطنية عن باقي العالم. الهيكل الظاهري للكنيسة يستطيع دخوله أشخاص آخرين، لكن من جهة جوهرها فالكنيسة هي جماعة من أشخاص منفصلين. </w:t>
-      </w:r>
-      <w:r>
-        <w:rPr>
-          <w:rFonts w:hint="cs"/>
-          <w:rtl/>
-          <w:lang w:bidi="ar-SA"/>
-        </w:rPr>
-        <w:t xml:space="preserve">في اللحظة التي لا يعودون فيها هكذا، ستتوقف بأن تكون كنيسة (اجتماع). هي مكونة ممن دعاهم الله ليخرجوا من العالم. في المُلك الألفي لن يكون هكذا الأمر، </w:t>
-      </w:r>
-      <w:r>
-        <w:rPr>
-          <w:rtl/>
-          <w:lang w:bidi="ar-SA"/>
-        </w:rPr>
-        <w:t>بقدر ما سيحكم الرب يسوع العالم علنًا وفقًا لمبدأ مختلف</w:t>
-      </w:r>
-      <w:r>
-        <w:rPr>
-          <w:rFonts w:hint="cs"/>
-          <w:rtl/>
-          <w:lang w:bidi="ar-SA"/>
-        </w:rPr>
-        <w:t xml:space="preserve">. إلى أن يُحلّ إبليس من قيوده ثانية، لن تكون هنالك ضرورة في إظهار مَن هو من العالم ومَن ليس كذلك. لكن طابع الكنيسة </w:t>
-      </w:r>
-      <w:r>
-        <w:rPr>
-          <w:rFonts w:hint="cs"/>
-          <w:rtl/>
-          <w:lang w:bidi="ar-SA"/>
-        </w:rPr>
-        <w:t>ي</w:t>
-      </w:r>
-      <w:r>
-        <w:rPr>
-          <w:rFonts w:hint="cs"/>
-          <w:rtl/>
-          <w:lang w:bidi="ar-SA"/>
-        </w:rPr>
-        <w:t>ختلف تمامًا.</w:t>
+        <w:t xml:space="preserve">فهو وضع على قلبه إنه يباركك؛ فهو يحبك؛ وهو يعرف تمامًا ما يمكن أن يحطمك ويوقعك في الشرك. وهو لن يكون حكمه بخلاف مبادئه </w:t>
+      </w:r>
+      <w:r>
+        <w:rPr>
+          <w:rtl/>
+          <w:lang w:bidi="ar-SA"/>
+        </w:rPr>
+        <w:t>–</w:t>
+      </w:r>
+      <w:r>
+        <w:rPr>
+          <w:rFonts w:hint="cs"/>
+          <w:rtl/>
+          <w:lang w:bidi="ar-SA"/>
+        </w:rPr>
+        <w:t xml:space="preserve"> التي تتبع القداسة -، التي هي لفرح الإنسان الجديد، والتي هي من الطبيعة الإلهية. فهو لا يمكنه أن ينكر نفسه (2. تيموثاوس 2: 13).</w:t>
       </w:r>
     </w:p>
     <w:p>
@@ -199,7 +169,99 @@
           <w:rtl/>
           <w:lang w:bidi="ar-SA"/>
         </w:rPr>
-        <w:t>الكنيسة في الارتداد</w:t>
+        <w:t xml:space="preserve">رغبته هي إنه ما تضطر تعاني من تأديب مرير </w:t>
+      </w:r>
+      <w:proofErr w:type="spellStart"/>
+      <w:r>
+        <w:rPr>
+          <w:rFonts w:hint="cs"/>
+          <w:rtl/>
+          <w:lang w:bidi="ar-SA"/>
+        </w:rPr>
+        <w:t>بتتوقعه</w:t>
+      </w:r>
+      <w:proofErr w:type="spellEnd"/>
+      <w:r>
+        <w:rPr>
+          <w:rFonts w:hint="cs"/>
+          <w:rtl/>
+          <w:lang w:bidi="ar-SA"/>
+        </w:rPr>
+        <w:t xml:space="preserve"> نفس ضلت طريقها. رغبته بإنك ما تتكبد الخسائر التي أوقعتك فيها جهالتك وغباءك إن سمحت لإرادتك تقود حياتك. رغبته هي إنك ما تفقد فرحك في الشركة معه </w:t>
+      </w:r>
+      <w:r>
+        <w:rPr>
+          <w:rFonts w:hint="cs"/>
+          <w:rtl/>
+          <w:lang w:bidi="ar-SA"/>
+        </w:rPr>
+        <w:t xml:space="preserve">وإنه داخل قلبك </w:t>
+      </w:r>
+      <w:r>
+        <w:rPr>
+          <w:rtl/>
+          <w:lang w:bidi="ar-SA"/>
+        </w:rPr>
+        <w:t xml:space="preserve">تضعف </w:t>
+      </w:r>
+      <w:r>
+        <w:rPr>
+          <w:rFonts w:hint="cs"/>
+          <w:rtl/>
+          <w:lang w:bidi="ar-SA"/>
+        </w:rPr>
+        <w:t xml:space="preserve">براهين حبه إلك. هو </w:t>
+      </w:r>
+      <w:proofErr w:type="spellStart"/>
+      <w:r>
+        <w:rPr>
+          <w:rFonts w:hint="cs"/>
+          <w:rtl/>
+          <w:lang w:bidi="ar-SA"/>
+        </w:rPr>
+        <w:t>بيكلمك</w:t>
+      </w:r>
+      <w:proofErr w:type="spellEnd"/>
+      <w:r>
+        <w:rPr>
+          <w:rFonts w:hint="cs"/>
+          <w:rtl/>
+          <w:lang w:bidi="ar-SA"/>
+        </w:rPr>
+        <w:t xml:space="preserve"> في كلمته، هو </w:t>
+      </w:r>
+      <w:proofErr w:type="spellStart"/>
+      <w:r>
+        <w:rPr>
+          <w:rFonts w:hint="cs"/>
+          <w:rtl/>
+          <w:lang w:bidi="ar-SA"/>
+        </w:rPr>
+        <w:t>بيُحكم</w:t>
+      </w:r>
+      <w:proofErr w:type="spellEnd"/>
+      <w:r>
+        <w:rPr>
+          <w:rFonts w:hint="cs"/>
+          <w:rtl/>
+          <w:lang w:bidi="ar-SA"/>
+        </w:rPr>
+        <w:t xml:space="preserve"> أفكار ومقاصد قلبك. هل بتفضل تختبر كيف راح يدينك أو تطلب منه إنه يحررك من الأقوى منك؟ أو أنك ستقول مثل إسرائيل: "</w:t>
+      </w:r>
+      <w:r>
+        <w:rPr>
+          <w:rtl/>
+          <w:lang w:bidi="ar-SA"/>
+        </w:rPr>
+        <w:t>أَحْبَبْتُ الْغُرَبَاءَ وَوَرَاءَهُمْ أَذْهَبُ</w:t>
+      </w:r>
+      <w:r>
+        <w:rPr>
+          <w:rFonts w:hint="cs"/>
+          <w:rtl/>
+          <w:lang w:bidi="ar-SA"/>
+        </w:rPr>
+        <w:t>" (إرمياء 2: 25)؟</w:t>
       </w:r>
     </w:p>
     <w:p>
@@ -215,92 +277,204 @@
           <w:rtl/>
           <w:lang w:bidi="ar-SA"/>
         </w:rPr>
-        <w:t>عندما يتكلم الناس عن كنيسة غير مرئية، فهذا يعني في الواقع بأنهم يتكلمون عن ارتداد، لأن الرب يقول عن الكنيسة: "أنتم نور العالم" والآن، ما هي فائدة نور غير مرئي؟ "</w:t>
-      </w:r>
-      <w:r>
-        <w:rPr>
-          <w:rtl/>
-          <w:lang w:bidi="ar-SA"/>
-        </w:rPr>
-        <w:t>«لَيْسَ أَحَدٌ يُوقِدُ سِرَاجًا وَيَضَعُهُ فِي خِفْيَةٍ، وَلاَ تَحْتَ الْمِكْيَالِ، بَلْ عَلَى الْمَنَارَةِ، لِكَيْ يَنْظُرَ الدَّاخِلُونَ النُّورَ.</w:t>
-      </w:r>
-      <w:r>
-        <w:rPr>
-          <w:rFonts w:hint="cs"/>
-          <w:rtl/>
-          <w:lang w:bidi="ar-SA"/>
-        </w:rPr>
-        <w:t xml:space="preserve">" (لوقا 11: 33). أنا لا أدّعي بأنه لا يوجد مؤمنين غير مرئيين كأفراد. لكن عبارة "كنيسة غير مرئية" </w:t>
-      </w:r>
-      <w:r>
-        <w:rPr>
-          <w:rFonts w:hint="cs"/>
-          <w:rtl/>
-          <w:lang w:bidi="ar-SA"/>
-        </w:rPr>
-        <w:t xml:space="preserve">لا تجعلني أفكر إلا بفكرة الارتداد وبأن الكنيسة توقفت على أن تكون ما قد أعدّها الرب بأن تكونه </w:t>
-      </w:r>
-      <w:r>
-        <w:rPr>
-          <w:rtl/>
-          <w:lang w:bidi="ar-SA"/>
-        </w:rPr>
-        <w:t>–</w:t>
-      </w:r>
-      <w:r>
-        <w:rPr>
-          <w:rFonts w:hint="cs"/>
-          <w:rtl/>
-          <w:lang w:bidi="ar-SA"/>
-        </w:rPr>
-        <w:t xml:space="preserve"> ألا وهو نورًا للعالم. على الكنيسة أن تكون "هيئة </w:t>
-      </w:r>
-      <w:r>
-        <w:rPr>
-          <w:rtl/>
-          <w:lang w:bidi="ar-SA"/>
-        </w:rPr>
-        <w:t>–</w:t>
-      </w:r>
-      <w:r>
-        <w:rPr>
-          <w:rFonts w:hint="cs"/>
-          <w:rtl/>
-          <w:lang w:bidi="ar-SA"/>
-        </w:rPr>
-        <w:t xml:space="preserve"> جسمًا" مرئي بوضوح، مُعلَن ومُجتمِع معًا، بينما العالم هو تحت سُلطة إبليس. وفي أثناء التدبير الحالي هذا الإعلان الخاص عن الكنيسة قائم. الرب أسلم نفسه ليجمع أولاد الله المشتتين على وجه الأرض إلى واحد (يوحنا 11). هذه الوِحدة ستكون محفوظة فقط بواسطة قوة وطاقة الروح القدس. حيثما يكون الروح القدس حزينًا تكون الكنيسة قد توقفت بأن تتمم في العالم </w:t>
-      </w:r>
-      <w:r>
-        <w:rPr>
-          <w:rFonts w:hint="cs"/>
-          <w:rtl/>
-          <w:lang w:bidi="ar-SA"/>
-        </w:rPr>
-        <w:t xml:space="preserve">ما قد أُرسلت لأجله. وذلك، مع أن مخططات الله لم تتغير بعد. </w:t>
-      </w:r>
-      <w:r>
-        <w:rPr>
-          <w:rFonts w:hint="cs"/>
-          <w:rtl/>
-          <w:lang w:bidi="ar-SA"/>
-        </w:rPr>
-        <w:t>عندها لن تكون الكنيسة واحدة، والعالم لن يؤمن بأن الآب أرسل يسوع. الكنيسة ستظهر في المجد المُعطى لها، لكي يعرف العالم من خلال اتحادهم معًا، بأن الآب أحبهم كما أحب يسوع. إن هذا سيُعَرَّف عنه في المُلك الألفي. عندها لن يعود الروح القدس يعمل في الخفاء، كما هو الآن، وإنما سيُعل</w:t>
-      </w:r>
-      <w:r>
-        <w:rPr>
-          <w:rFonts w:hint="cs"/>
-          <w:rtl/>
-          <w:lang w:bidi="ar-SA"/>
-        </w:rPr>
-        <w:t>َ</w:t>
-      </w:r>
-      <w:r>
-        <w:rPr>
-          <w:rFonts w:hint="cs"/>
-          <w:rtl/>
-          <w:lang w:bidi="ar-SA"/>
-        </w:rPr>
-        <w:t>ن عن سلطان الله في بِرّ في العالم.</w:t>
+        <w:t xml:space="preserve">أنت تعلم بأن هذا الفكر ليس من المسيح؛ أنت لم تسأله مع إنه من الممكن إنك تجرأت تطلب منه إنه يبارك مقاصدك ويهديك. </w:t>
+      </w:r>
+      <w:r>
+        <w:rPr>
+          <w:rFonts w:hint="cs"/>
+          <w:rtl/>
+          <w:lang w:bidi="ar-SA"/>
+        </w:rPr>
+        <w:t xml:space="preserve">أنت تعرف إنه كلمة الله بتحكم على اللي بعدك </w:t>
+      </w:r>
+      <w:proofErr w:type="spellStart"/>
+      <w:r>
+        <w:rPr>
+          <w:rFonts w:hint="cs"/>
+          <w:rtl/>
+          <w:lang w:bidi="ar-SA"/>
+        </w:rPr>
+        <w:t>بتحتفظ</w:t>
+      </w:r>
+      <w:proofErr w:type="spellEnd"/>
+      <w:r>
+        <w:rPr>
+          <w:rFonts w:hint="cs"/>
+          <w:rtl/>
+          <w:lang w:bidi="ar-SA"/>
+        </w:rPr>
+        <w:t xml:space="preserve"> فيه داخل قلبك وعلى المسيطر عليك؛ فأنت عبد ولست سيد لأفكارك. كلا، هذا الفكر غير نابع من المسيح، وطالما سمحت له، فأنت </w:t>
+      </w:r>
+      <w:proofErr w:type="spellStart"/>
+      <w:r>
+        <w:rPr>
+          <w:rFonts w:hint="cs"/>
+          <w:rtl/>
+          <w:lang w:bidi="ar-SA"/>
+        </w:rPr>
+        <w:t>بتتغاضى</w:t>
+      </w:r>
+      <w:proofErr w:type="spellEnd"/>
+      <w:r>
+        <w:rPr>
+          <w:rFonts w:hint="cs"/>
+          <w:rtl/>
+          <w:lang w:bidi="ar-SA"/>
+        </w:rPr>
+        <w:t xml:space="preserve"> عن</w:t>
+      </w:r>
+      <w:r>
+        <w:rPr>
+          <w:rFonts w:hint="cs"/>
+          <w:rtl/>
+          <w:lang w:bidi="ar-SA"/>
+        </w:rPr>
+        <w:t xml:space="preserve"> الله و</w:t>
+      </w:r>
+      <w:r>
+        <w:rPr>
+          <w:rFonts w:hint="cs"/>
+          <w:rtl/>
+          <w:lang w:bidi="ar-SA"/>
+        </w:rPr>
+        <w:t xml:space="preserve">عن </w:t>
+      </w:r>
+      <w:r>
+        <w:rPr>
+          <w:rFonts w:hint="cs"/>
+          <w:rtl/>
+          <w:lang w:bidi="ar-SA"/>
+        </w:rPr>
+        <w:t xml:space="preserve">كلمته. </w:t>
+      </w:r>
+      <w:r>
+        <w:rPr>
+          <w:rFonts w:hint="cs"/>
+          <w:rtl/>
+          <w:lang w:bidi="ar-SA"/>
+        </w:rPr>
+        <w:t xml:space="preserve">وها أنت الآن بتوقع نفسك في تأديب الله، والله غني بالرحمة وبتعاطف معك </w:t>
+      </w:r>
+      <w:proofErr w:type="spellStart"/>
+      <w:r>
+        <w:rPr>
+          <w:rFonts w:hint="cs"/>
+          <w:rtl/>
+          <w:lang w:bidi="ar-SA"/>
+        </w:rPr>
+        <w:t>وبيرثي</w:t>
+      </w:r>
+      <w:proofErr w:type="spellEnd"/>
+      <w:r>
+        <w:rPr>
+          <w:rFonts w:hint="cs"/>
+          <w:rtl/>
+          <w:lang w:bidi="ar-SA"/>
+        </w:rPr>
+        <w:t xml:space="preserve"> </w:t>
+      </w:r>
+      <w:proofErr w:type="spellStart"/>
+      <w:r>
+        <w:rPr>
+          <w:rFonts w:hint="cs"/>
+          <w:rtl/>
+          <w:lang w:bidi="ar-SA"/>
+        </w:rPr>
+        <w:t>لضعفاتك</w:t>
+      </w:r>
+      <w:proofErr w:type="spellEnd"/>
+      <w:r>
+        <w:rPr>
+          <w:rFonts w:hint="cs"/>
+          <w:rtl/>
+          <w:lang w:bidi="ar-SA"/>
+        </w:rPr>
+        <w:t xml:space="preserve">. هو مُحب وعطوف في طرقه؛ لكن إن قررت داخل نفسك إنك تطيع إرادتك، فهو يعرف كيف يكسرها. هو مسيطر على كل شيء، وبالأخص هو </w:t>
+      </w:r>
+      <w:proofErr w:type="spellStart"/>
+      <w:r>
+        <w:rPr>
+          <w:rFonts w:hint="cs"/>
+          <w:rtl/>
+          <w:lang w:bidi="ar-SA"/>
+        </w:rPr>
+        <w:t>بيهدي</w:t>
+      </w:r>
+      <w:proofErr w:type="spellEnd"/>
+      <w:r>
+        <w:rPr>
+          <w:rFonts w:hint="cs"/>
+          <w:rtl/>
+          <w:lang w:bidi="ar-SA"/>
+        </w:rPr>
+        <w:t xml:space="preserve"> أولاده. هو لا يسمح بأن يُستهزأ منه، </w:t>
+      </w:r>
+      <w:r>
+        <w:rPr>
+          <w:rtl/>
+          <w:lang w:bidi="ar-SA"/>
+        </w:rPr>
+        <w:t>الَّذِي يَزْرَعُهُ الإِنْسَانُ إِيَّاهُ يَحْصُدُ أَيْضًا.</w:t>
+      </w:r>
+      <w:r>
+        <w:rPr>
+          <w:rFonts w:hint="cs"/>
+          <w:rtl/>
+          <w:lang w:bidi="ar-SA"/>
+        </w:rPr>
+        <w:t xml:space="preserve"> </w:t>
+      </w:r>
+      <w:r>
+        <w:rPr>
+          <w:rFonts w:hint="cs"/>
+          <w:rtl/>
+          <w:lang w:bidi="ar-SA"/>
+        </w:rPr>
+        <w:t>(</w:t>
+      </w:r>
+      <w:proofErr w:type="spellStart"/>
+      <w:r>
+        <w:rPr>
+          <w:rFonts w:hint="cs"/>
+          <w:rtl/>
+          <w:lang w:bidi="ar-SA"/>
+        </w:rPr>
+        <w:t>غلاطية</w:t>
+      </w:r>
+      <w:proofErr w:type="spellEnd"/>
+      <w:r>
+        <w:rPr>
+          <w:rFonts w:hint="cs"/>
+          <w:rtl/>
+          <w:lang w:bidi="ar-SA"/>
+        </w:rPr>
+        <w:t xml:space="preserve"> 6: 7) فأسوأ </w:t>
+      </w:r>
+      <w:proofErr w:type="spellStart"/>
+      <w:r>
+        <w:rPr>
+          <w:rFonts w:hint="cs"/>
+          <w:rtl/>
+          <w:lang w:bidi="ar-SA"/>
+        </w:rPr>
+        <w:t>التأديبات</w:t>
+      </w:r>
+      <w:proofErr w:type="spellEnd"/>
+      <w:r>
+        <w:rPr>
+          <w:rFonts w:hint="cs"/>
+          <w:rtl/>
+          <w:lang w:bidi="ar-SA"/>
+        </w:rPr>
+        <w:t xml:space="preserve"> هي إنه يتركك تمشي في طرقك الخاصة بك.</w:t>
+      </w:r>
+      <w:r>
+        <w:rPr>
+          <w:rFonts w:hint="cs"/>
+          <w:rtl/>
+          <w:lang w:bidi="ar-SA"/>
+        </w:rPr>
+        <w:t>..</w:t>
       </w:r>
     </w:p>
     <w:p>
@@ -312,18 +486,19 @@
       </w:pPr>
       <w:r>
         <w:rPr>
-          <w:rtl/>
-          <w:lang w:bidi="ar-SA"/>
-        </w:rPr>
-        <w:t>موقف مختلف نحو الخليقة</w:t>
-      </w:r>
-      <w:r>
-        <w:rPr>
-          <w:rFonts w:hint="cs"/>
-          <w:rtl/>
-          <w:lang w:bidi="ar-SA"/>
-        </w:rPr>
-        <w:t xml:space="preserve"> في المُلك الألفي</w:t>
+          <w:rFonts w:hint="cs"/>
+          <w:rtl/>
+          <w:lang w:bidi="ar-SA"/>
+        </w:rPr>
+        <w:t>أينما يكون تأديب حقيقي يعترف بالله وبكل روابط علاقته التي أوجدنا فيها معه، يستحيل على المسيحي كليًا أن يرتبط ب</w:t>
+      </w:r>
+      <w:r>
+        <w:rPr>
+          <w:rFonts w:hint="cs"/>
+          <w:rtl/>
+          <w:lang w:bidi="ar-SA"/>
+        </w:rPr>
+        <w:t>إنسان من العالم. إن ارتبط أحد أولاد الله بغير مؤمن فمن الواضح بأنه تغاضى عن المسيح، وهذا باختياره، وذلك في أهم حدث في حياته. ففي هذا الوقت بالذات كان يجب أن تكون أعمق شركة له في أفكاره، عواطفه واهتماماته مع المسيح، وهو الذي تغاضى عنه.</w:t>
       </w:r>
     </w:p>
     <w:p>
@@ -339,174 +514,49 @@
           <w:rtl/>
           <w:lang w:bidi="ar-SA"/>
         </w:rPr>
-        <w:t>إن واجب المؤمنين الحقيقي اليوم هو مقاومة الشر من خلال ارتباطهم الخفي بالمسيح، بحيث سيظهر المسيح بالألم والنعمة فيهم. كل السمات الجميلة التي في الشركة مع المسيح ستكون ظاهرة، "</w:t>
-      </w:r>
-      <w:r>
-        <w:rPr>
-          <w:rtl/>
-        </w:rPr>
-        <w:t xml:space="preserve"> </w:t>
-      </w:r>
-      <w:r>
-        <w:rPr>
-          <w:rtl/>
-          <w:lang w:bidi="ar-SA"/>
-        </w:rPr>
-        <w:t>لِكَيْ تَكُونَ تَزْكِيَةُ إِيمَانِكُمْ، وَهِيَ أَثْمَنُ مِنَ الذَّهَبِ الْفَانِي، مَعَ أَنَّهُ يُمْتَحَنُ بِالنَّارِ، تُوجَدُ لِلْمَدْحِ وَالْكَرَامَةِ وَالْمَجْدِ عِنْدَ اسْتِعْلاَنِ يَسُوعَ الْمَسِيحِ،</w:t>
-      </w:r>
-      <w:r>
-        <w:rPr>
-          <w:rFonts w:hint="cs"/>
-          <w:rtl/>
-          <w:lang w:bidi="ar-SA"/>
-        </w:rPr>
-        <w:t>" (1. بطرس 1: 7). الإناء الذي على ال</w:t>
-      </w:r>
-      <w:r>
-        <w:rPr>
-          <w:rFonts w:hint="cs"/>
-          <w:rtl/>
-          <w:lang w:bidi="ar-SA"/>
-        </w:rPr>
-        <w:t>أ</w:t>
-      </w:r>
-      <w:r>
-        <w:rPr>
-          <w:rFonts w:hint="cs"/>
-          <w:rtl/>
-          <w:lang w:bidi="ar-SA"/>
-        </w:rPr>
-        <w:t>رض يوضَع في التنور وعند إخراجه</w:t>
-      </w:r>
-      <w:r>
-        <w:rPr>
-          <w:rFonts w:hint="cs"/>
-          <w:rtl/>
-          <w:lang w:bidi="ar-SA"/>
-        </w:rPr>
-        <w:t xml:space="preserve"> فسيلمع ويعكس ما كان في أفكار السيد. </w:t>
-      </w:r>
-      <w:r>
-        <w:rPr>
-          <w:rFonts w:hint="cs"/>
-          <w:rtl/>
-          <w:lang w:bidi="ar-SA"/>
-        </w:rPr>
-        <w:t>في المُلك الألفي سنظهر كالشمس في ملكوت الآب، والمُلك سيخرج حُكمه عن طريق ابن الإنسان. الطبيعة الجديدة هي دائمًا ضرورية لنكون في شركة مع الله. إن المُتعلّم من الله يعرف بأن طبيعته العتيقة ردية، ويتعلم بالاختبار "</w:t>
-      </w:r>
-      <w:r>
-        <w:rPr>
-          <w:rtl/>
-        </w:rPr>
-        <w:t xml:space="preserve"> </w:t>
-      </w:r>
-      <w:r>
-        <w:rPr>
-          <w:rtl/>
-          <w:lang w:bidi="ar-SA"/>
-        </w:rPr>
-        <w:t xml:space="preserve">أَنَّهُ لَيْسَ سَاكِنٌ فِيَّ، أَيْ فِي جَسَدِي، شَيْءٌ صَالِحٌ. </w:t>
-      </w:r>
-      <w:r>
-        <w:rPr>
-          <w:rFonts w:hint="cs"/>
-          <w:rtl/>
-          <w:lang w:bidi="ar-SA"/>
-        </w:rPr>
-        <w:t>" (رومية 7: 18). إن معرفة هذا المبدأ حصل عليه المؤمن من اليهود، كما أعتقد، وقد حصل على طبيعة جديدة فاقت التدبير بحد ذاته. إن كان باستطاعته أن يقول: "</w:t>
-      </w:r>
-      <w:r>
-        <w:rPr>
-          <w:rtl/>
-        </w:rPr>
-        <w:t xml:space="preserve"> </w:t>
-      </w:r>
-      <w:r>
-        <w:rPr>
-          <w:rtl/>
-          <w:lang w:bidi="ar-SA"/>
-        </w:rPr>
-        <w:t>إِنِّي أُسَرُّ بِنَامُوسِ اللهِ بِحَسَبِ الإِنْسَانِ الْبَاطِنِ.</w:t>
-      </w:r>
-      <w:r>
-        <w:rPr>
-          <w:rFonts w:hint="cs"/>
-          <w:rtl/>
-          <w:lang w:bidi="ar-SA"/>
-        </w:rPr>
-        <w:t xml:space="preserve">" (رومية 7: 22)، </w:t>
-      </w:r>
-      <w:r>
-        <w:rPr>
-          <w:rFonts w:hint="cs"/>
-          <w:rtl/>
-          <w:lang w:bidi="ar-SA"/>
-        </w:rPr>
-        <w:t xml:space="preserve">فهو له طبيعة جديدة وروح المسيح؛ كما يقول الرسول، مع أنه لم يكن بمقدوره </w:t>
-      </w:r>
-      <w:r>
-        <w:rPr>
-          <w:rFonts w:hint="cs"/>
-          <w:rtl/>
-          <w:lang w:bidi="ar-SA"/>
-        </w:rPr>
-        <w:t>تجاوز</w:t>
-      </w:r>
-      <w:r>
-        <w:rPr>
-          <w:rFonts w:hint="cs"/>
-          <w:rtl/>
-          <w:lang w:bidi="ar-SA"/>
-        </w:rPr>
-        <w:t xml:space="preserve"> مقام التدبير</w:t>
-      </w:r>
-      <w:r>
-        <w:rPr>
-          <w:rFonts w:hint="cs"/>
-          <w:rtl/>
-          <w:lang w:bidi="ar-SA"/>
-        </w:rPr>
-        <w:t xml:space="preserve"> الذي كان فيه. لكن في المُلك الألفي فسوف يكون بأنه ليس فقط الإنسان المولود ثانية سيكون خليقة جديدة، وإنما الخليقة بحد ذاتها ستكون جديدة. </w:t>
-      </w:r>
-      <w:r>
-        <w:rPr>
-          <w:rFonts w:hint="cs"/>
-          <w:rtl/>
-          <w:lang w:bidi="ar-SA"/>
-        </w:rPr>
-        <w:t xml:space="preserve">إبليس عندها لن تكون له الفرصة ليُدخل الفساد من خلال شهواتنا. في زمننا الحالي كل الخليقة هي خاضعة للفناء. من بعد ذلك لن يبقى الأمر هكذا. أما الإنسان فسيبى موجودًا في كيانه الطبيعي، لكن كل الخليقة لن تعود خاضعة فعلاً فيما بعد للفناء. نحن خاضعين للفناء. إنه مصحوب في إرادة الإنسان وحُكم إبليس على هذه الإرادة. </w:t>
-      </w:r>
-      <w:r>
-        <w:rPr>
-          <w:rFonts w:hint="cs"/>
-          <w:rtl/>
-          <w:lang w:bidi="ar-SA"/>
-        </w:rPr>
-        <w:t>عندما يُسمَح له فبمقدور إبليس أن يأتي بريح قوية على بيت أيوب. عندما سيأتي الرب يومًا كآدم الأخير</w:t>
-      </w:r>
-      <w:r>
-        <w:rPr>
-          <w:rFonts w:hint="cs"/>
-          <w:rtl/>
-          <w:lang w:bidi="ar-SA"/>
-        </w:rPr>
-        <w:t xml:space="preserve"> سيكون المؤمن متحررًا من كل خضوع </w:t>
-      </w:r>
-      <w:r>
-        <w:rPr>
-          <w:rFonts w:hint="cs"/>
-          <w:rtl/>
-          <w:lang w:bidi="ar-SA"/>
-        </w:rPr>
-        <w:t xml:space="preserve">في </w:t>
-      </w:r>
-      <w:r>
-        <w:rPr>
-          <w:rFonts w:hint="cs"/>
-          <w:rtl/>
-          <w:lang w:bidi="ar-SA"/>
-        </w:rPr>
-        <w:t xml:space="preserve">الحاضر للزوال </w:t>
+        <w:t>مؤمن مرتبط بغير مؤمن. فهو</w:t>
+      </w:r>
+      <w:r>
+        <w:rPr>
+          <w:rFonts w:hint="cs"/>
+          <w:rtl/>
+          <w:lang w:bidi="ar-SA"/>
+        </w:rPr>
+        <w:t xml:space="preserve"> اللي</w:t>
+      </w:r>
+      <w:r>
+        <w:rPr>
+          <w:rFonts w:hint="cs"/>
+          <w:rtl/>
+          <w:lang w:bidi="ar-SA"/>
+        </w:rPr>
+        <w:t xml:space="preserve"> قرر في ذاته إنه يعيش من دون المسيح؛ </w:t>
+      </w:r>
+      <w:r>
+        <w:rPr>
+          <w:rFonts w:hint="cs"/>
+          <w:rtl/>
+          <w:lang w:bidi="ar-SA"/>
+        </w:rPr>
+        <w:t xml:space="preserve">فهو بإرادته فضّلها على المسيح وتغاضى عنه بدل من إنه يتخلى عن إرادته، حتى يفرح بالمسيح وباعترافه فيه. هو أعطى قلبه لآخر، ترك المسيح ورفض الاستماع إله. يا له من قرار فظيع إنه يقضي حياته بهذا الشكل ويختار عدو للرب </w:t>
+      </w:r>
+      <w:proofErr w:type="spellStart"/>
+      <w:r>
+        <w:rPr>
+          <w:rFonts w:hint="cs"/>
+          <w:rtl/>
+          <w:lang w:bidi="ar-SA"/>
+        </w:rPr>
+        <w:t>تيكون</w:t>
+      </w:r>
+      <w:proofErr w:type="spellEnd"/>
+      <w:r>
+        <w:rPr>
+          <w:rFonts w:hint="cs"/>
+          <w:rtl/>
+          <w:lang w:bidi="ar-SA"/>
+        </w:rPr>
+        <w:t xml:space="preserve"> شريك حياته! فتأثير ارتباط مثل هذا هو إجبار المسيحي الرجوع إلى العالم. فهو اللي اختار لنفسه يقبل اللي من العالم. وأمور العالم تُفرح الذين هم من العالم، مع إنه نتيجتها موت (رومية 6: 21 </w:t>
       </w:r>
       <w:r>
         <w:rPr>
@@ -521,15 +571,66 @@
           <w:rtl/>
           <w:lang w:bidi="ar-SA"/>
         </w:rPr>
-        <w:t xml:space="preserve"> </w:t>
-      </w:r>
-      <w:r>
-        <w:rPr>
-          <w:rFonts w:hint="cs"/>
-          <w:rtl/>
-          <w:lang w:bidi="ar-SA"/>
-        </w:rPr>
-        <w:t>فسيزول لأن إبليس سيكون مقيدًا.</w:t>
+        <w:t xml:space="preserve"> 23). "</w:t>
+      </w:r>
+      <w:r>
+        <w:rPr>
+          <w:rtl/>
+          <w:lang w:bidi="ar-SA"/>
+        </w:rPr>
+        <w:t>الْعَالَمُ يَمْضِي وَشَهْوَتُهُ، وَأَمَّا الَّذِي يَصْنَعُ مَشِيئَةَ اللهِ فَيَثْبُتُ إِلَى الأَبَدِ.</w:t>
+      </w:r>
+      <w:r>
+        <w:rPr>
+          <w:rFonts w:hint="cs"/>
+          <w:rtl/>
+          <w:lang w:bidi="ar-SA"/>
+        </w:rPr>
+        <w:t>" يا له من حال مريع! إما الفشل في الأمانة نحو المسيح أو مقاومة الغير مؤمن بصورة دائمة وهذا حي</w:t>
+      </w:r>
+      <w:r>
+        <w:rPr>
+          <w:rFonts w:hint="cs"/>
+          <w:rtl/>
+        </w:rPr>
+        <w:t xml:space="preserve">ث كان </w:t>
+      </w:r>
+      <w:r>
+        <w:rPr>
+          <w:rFonts w:hint="cs"/>
+          <w:rtl/>
+          <w:lang w:bidi="ar-SA"/>
+        </w:rPr>
+        <w:t xml:space="preserve">على المودة أن تنشئ اتحادًا </w:t>
+      </w:r>
+      <w:r>
+        <w:rPr>
+          <w:rtl/>
+          <w:lang w:bidi="ar-SA"/>
+        </w:rPr>
+        <w:t>ك</w:t>
+      </w:r>
+      <w:r>
+        <w:rPr>
+          <w:rtl/>
+          <w:lang w:bidi="ar-SA"/>
+        </w:rPr>
+        <w:t>ا</w:t>
+      </w:r>
+      <w:r>
+        <w:rPr>
+          <w:rtl/>
+          <w:lang w:bidi="ar-SA"/>
+        </w:rPr>
+        <w:t>ملاً</w:t>
+      </w:r>
+      <w:r>
+        <w:rPr>
+          <w:rFonts w:hint="cs"/>
+          <w:rtl/>
+          <w:lang w:bidi="ar-SA"/>
+        </w:rPr>
+        <w:t>.</w:t>
       </w:r>
     </w:p>
     <w:p>
@@ -545,132 +646,45 @@
           <w:rtl/>
           <w:lang w:bidi="ar-SA"/>
         </w:rPr>
-        <w:t>بطبيعتنا الساقطة وشهواتنا كل الخليقة</w:t>
-      </w:r>
-      <w:r>
-        <w:rPr>
-          <w:rFonts w:hint="cs"/>
-          <w:rtl/>
-          <w:lang w:bidi="ar-SA"/>
-        </w:rPr>
-        <w:t xml:space="preserve"> هي</w:t>
-      </w:r>
-      <w:r>
-        <w:rPr>
-          <w:rFonts w:hint="cs"/>
-          <w:rtl/>
-          <w:lang w:bidi="ar-SA"/>
-        </w:rPr>
-        <w:t xml:space="preserve"> خاضعة تمامًا لسلطة إبليس. إن هذا بالطبع لا يعني، بأنه يمكنه أن يفعل أكثر قليلاً مما جيز له. كلما ازداد الإنسان بركة وكلما حصل على بركة أوفر مما مضى، كلما سيزداد تمتعه بالله. </w:t>
-      </w:r>
-      <w:r>
-        <w:rPr>
-          <w:rFonts w:hint="cs"/>
-          <w:rtl/>
-          <w:lang w:bidi="ar-SA"/>
-        </w:rPr>
-        <w:t>إن هذا الأمر في أيامنا ليس كذلك. أنا أعتقد، بأنهم عندها سيكون لهم تمتع بسعادة طبيعية لا يمكننا اليوم أن نتصورها. الله جعل الزوال سائدًا على كل ما هو تحت الشمس. مهما كان الغرض الذي نسعى وراءه فهو يُبعدنا عن الله</w:t>
-      </w:r>
-      <w:r>
-        <w:rPr>
-          <w:rFonts w:hint="cs"/>
-          <w:rtl/>
-          <w:lang w:bidi="ar-SA"/>
-        </w:rPr>
-        <w:t>. لأجل ذلك لا بد وأن يكون لنا موقف من الفرح بأمور الطبيعة، كالأمان الممنوح للقاتل في مدينة الملجأ، على الرغم من أن لنا حرية في آمال</w:t>
-      </w:r>
-      <w:r>
-        <w:rPr>
-          <w:rFonts w:hint="cs"/>
-          <w:rtl/>
-          <w:lang w:bidi="ar-SA"/>
-        </w:rPr>
-        <w:t>ٍ</w:t>
-      </w:r>
-      <w:r>
-        <w:rPr>
-          <w:rFonts w:hint="cs"/>
-          <w:rtl/>
-          <w:lang w:bidi="ar-SA"/>
-        </w:rPr>
-        <w:t xml:space="preserve"> أخرى. </w:t>
-      </w:r>
-      <w:r>
-        <w:rPr>
-          <w:rFonts w:hint="cs"/>
-          <w:rtl/>
-          <w:lang w:bidi="ar-SA"/>
-        </w:rPr>
-        <w:t xml:space="preserve">إنه سيكون هنالك اختلاف كبير ما بين مركز المؤمنين على الأرض ومركزنا في هذا المنظور. </w:t>
-      </w:r>
-      <w:r>
-        <w:rPr>
-          <w:rFonts w:hint="cs"/>
-          <w:rtl/>
-          <w:lang w:bidi="ar-SA"/>
-        </w:rPr>
-        <w:t xml:space="preserve">أشواق قلوبهم باستطاعتها الانكشاف تمامًا على كل ما من حولهم. </w:t>
-      </w:r>
-      <w:r>
-        <w:rPr>
-          <w:rFonts w:hint="cs"/>
-          <w:rtl/>
-          <w:lang w:bidi="ar-SA"/>
-        </w:rPr>
-        <w:t xml:space="preserve">إن سعادة المؤمنين على الأرض ستكون قائمة في </w:t>
-      </w:r>
-      <w:r>
-        <w:rPr>
-          <w:rtl/>
-          <w:lang w:bidi="ar-SA"/>
-        </w:rPr>
-        <w:t>تقديم ملء الفرح والبركات لبعضهم البعض في المسيح</w:t>
-      </w:r>
-      <w:r>
-        <w:rPr>
-          <w:rFonts w:hint="cs"/>
-          <w:rtl/>
-          <w:lang w:bidi="ar-SA"/>
-        </w:rPr>
-        <w:t xml:space="preserve">: فرحهم لن يكون قائمًا فقط في كونهم مُستلمين مبارَكين، وإنما بكونهم لهم فكر وفرح مُعطي البركة. كل مَن هو مدبّر في الحُكم سيكون </w:t>
-      </w:r>
-      <w:r>
-        <w:rPr>
-          <w:rFonts w:hint="cs"/>
-          <w:rtl/>
-          <w:lang w:bidi="ar-SA"/>
-        </w:rPr>
-        <w:t xml:space="preserve">خادمًا للبركة. </w:t>
-      </w:r>
-      <w:r>
-        <w:rPr>
-          <w:rFonts w:hint="cs"/>
-          <w:rtl/>
-          <w:lang w:bidi="ar-SA"/>
-        </w:rPr>
-        <w:t>عندها سيتم الوعد: "</w:t>
-      </w:r>
-      <w:r>
-        <w:rPr>
-          <w:rtl/>
+        <w:t xml:space="preserve">الحقيقة هي أن الرجل المسيحي أو المرأة المسيحية، إن لم تتدخل نعمة سيادة الله، دائمًا ما ستستسلم وستتحلى شيئًا فشيئًا بحياة سلوكية عالمية. لا شيء أكثر طبيعيًا من هذا. فالإنسان العالمي فيه فقط شهواته العالمية. والمسيحي إلى جانب إيمانه المسيحي لديه الجسد أيضًا؛ </w:t>
+      </w:r>
+      <w:r>
+        <w:rPr>
+          <w:rFonts w:hint="cs"/>
+          <w:rtl/>
+          <w:lang w:bidi="ar-SA"/>
+        </w:rPr>
+        <w:t>وما عدا ذلك فقد تخلى عن مبادئه المسيحية، حتى يُرضي جسده، باتحاده بشخص لا يعرف الرب، ونتيجة رابطة كهذه، هو أنه لا يوجد له أفكار مشتركة بالموضوع الذي يجب أن يكون الغالب على مشغولية قلبه. ولن يكون بينهما إلا شِجار كما هو مكتوب: "</w:t>
+      </w:r>
+      <w:r>
+        <w:rPr>
+          <w:rFonts w:ascii="Tahoma" w:hAnsi="Tahoma" w:cs="Tahoma"/>
+          <w:lang w:bidi="ar-SA"/>
+        </w:rPr>
+        <w:t>﻿</w:t>
+      </w:r>
+      <w:r>
+        <w:rPr>
+          <w:rtl/>
+          <w:lang w:bidi="ar-SA"/>
         </w:rPr>
         <w:t xml:space="preserve"> </w:t>
       </w:r>
       <w:r>
         <w:rPr>
-          <w:rFonts w:ascii="Arial" w:hAnsi="Arial" w:cs="Arial" w:hint="cs"/>
-          <w:rtl/>
-          <w:lang w:bidi="ar-SA"/>
-        </w:rPr>
-        <w:t>​</w:t>
-      </w:r>
-      <w:r>
-        <w:rPr>
-          <w:rFonts w:hint="cs"/>
-          <w:rtl/>
-          <w:lang w:bidi="ar-SA"/>
-        </w:rPr>
-        <w:t>لاَ</w:t>
+          <w:rFonts w:ascii="Tahoma" w:hAnsi="Tahoma" w:cs="Tahoma" w:hint="cs"/>
+          <w:rtl/>
+          <w:lang w:bidi="ar-SA"/>
+        </w:rPr>
+        <w:t>﻿</w:t>
+      </w:r>
+      <w:r>
+        <w:rPr>
+          <w:rFonts w:hint="cs"/>
+          <w:rtl/>
+          <w:lang w:bidi="ar-SA"/>
+        </w:rPr>
+        <w:t>هَلْ</w:t>
       </w:r>
       <w:r>
         <w:rPr>
@@ -685,7 +699,7 @@
           <w:rtl/>
           <w:lang w:bidi="ar-SA"/>
         </w:rPr>
-        <w:t>يَبْنُونَ</w:t>
+        <w:t>يَسِيرُ</w:t>
       </w:r>
       <w:r>
         <w:rPr>
@@ -700,7 +714,7 @@
           <w:rtl/>
           <w:lang w:bidi="ar-SA"/>
         </w:rPr>
-        <w:t>وَآخَرُ</w:t>
+        <w:t>اثْنَانِ</w:t>
       </w:r>
       <w:r>
         <w:rPr>
@@ -715,7 +729,7 @@
           <w:rtl/>
           <w:lang w:bidi="ar-SA"/>
         </w:rPr>
-        <w:t>يَسْكُنُ،</w:t>
+        <w:t>مَعًا</w:t>
       </w:r>
       <w:r>
         <w:rPr>
@@ -730,7 +744,7 @@
           <w:rtl/>
           <w:lang w:bidi="ar-SA"/>
         </w:rPr>
-        <w:t>وَلاَ</w:t>
+        <w:t>إِنْ</w:t>
       </w:r>
       <w:r>
         <w:rPr>
@@ -745,7 +759,7 @@
           <w:rtl/>
           <w:lang w:bidi="ar-SA"/>
         </w:rPr>
-        <w:t>يَغْرِسُونَ</w:t>
+        <w:t>لَمْ</w:t>
       </w:r>
       <w:r>
         <w:rPr>
@@ -760,67 +774,22 @@
           <w:rtl/>
           <w:lang w:bidi="ar-SA"/>
         </w:rPr>
-        <w:t>وَآخَرُ</w:t>
-      </w:r>
-      <w:r>
-        <w:rPr>
-          <w:rtl/>
-          <w:lang w:bidi="ar-SA"/>
-        </w:rPr>
-        <w:t xml:space="preserve"> </w:t>
-      </w:r>
-      <w:r>
-        <w:rPr>
-          <w:rFonts w:hint="cs"/>
-          <w:rtl/>
-          <w:lang w:bidi="ar-SA"/>
-        </w:rPr>
-        <w:t>يَأْكُلُ</w:t>
-      </w:r>
-      <w:r>
-        <w:rPr>
-          <w:rtl/>
-          <w:lang w:bidi="ar-SA"/>
-        </w:rPr>
-        <w:t xml:space="preserve">. </w:t>
-      </w:r>
-      <w:r>
-        <w:rPr>
-          <w:rFonts w:hint="cs"/>
-          <w:rtl/>
-          <w:lang w:bidi="ar-SA"/>
-        </w:rPr>
-        <w:t>لأَنَّهُ</w:t>
-      </w:r>
-      <w:r>
-        <w:rPr>
-          <w:rtl/>
-          <w:lang w:bidi="ar-SA"/>
-        </w:rPr>
-        <w:t xml:space="preserve"> </w:t>
-      </w:r>
-      <w:r>
-        <w:rPr>
-          <w:rFonts w:hint="cs"/>
-          <w:rtl/>
-          <w:lang w:bidi="ar-SA"/>
-        </w:rPr>
-        <w:t>كَأَ</w:t>
-      </w:r>
-      <w:r>
-        <w:rPr>
-          <w:rtl/>
-          <w:lang w:bidi="ar-SA"/>
-        </w:rPr>
-        <w:t>يَّامِ شَجَرَةٍ أَيَّامُ شَعْبِي، وَيَسْتَعْمِلُ مُخْتَارِيَّ عَمَلَ أَيْدِيهِمْ.</w:t>
-      </w:r>
-      <w:r>
-        <w:rPr>
-          <w:rFonts w:hint="cs"/>
-          <w:rtl/>
-          <w:lang w:bidi="ar-SA"/>
-        </w:rPr>
-        <w:t>" (اشعياء 64: 22).</w:t>
+        <w:t>يَتَوَاع</w:t>
+      </w:r>
+      <w:r>
+        <w:rPr>
+          <w:rtl/>
+          <w:lang w:bidi="ar-SA"/>
+        </w:rPr>
+        <w:t>َدَا؟</w:t>
+      </w:r>
+      <w:r>
+        <w:rPr>
+          <w:rFonts w:hint="cs"/>
+          <w:rtl/>
+          <w:lang w:bidi="ar-SA"/>
+        </w:rPr>
+        <w:t>" (عاموس 3: 3).</w:t>
       </w:r>
     </w:p>
     <w:p>
@@ -836,129 +805,96 @@
           <w:rtl/>
           <w:lang w:bidi="ar-SA"/>
         </w:rPr>
-        <w:t>عندما سيحكم أو يملك المسيح</w:t>
+        <w:t>فالمسيحي ستنقطع شركته رويدًا رويدًا؛ فهو لم يعُد في شركة مع فاديه وبإمكانه إيجاد فرحه بمعية شخص يُظهر له رقته، دون أن يكون مشغولاً بيسوع. وعندما يكون لوحده لا يفكر بأن يصلي. وعندما يكون مع مَن يحبه لن تكون لديه أية قوة، مع أن ضميره أو مسراته المسيحية قد تحذره، بأن يحيد عن طريقه. هو "يضحي" بضميره، بفاديه، بنفسه، على قد</w:t>
+      </w:r>
+      <w:r>
+        <w:rPr>
+          <w:rFonts w:hint="cs"/>
+          <w:rtl/>
+          <w:lang w:bidi="ar-SA"/>
+        </w:rPr>
+        <w:t>ر</w:t>
+      </w:r>
+      <w:r>
+        <w:rPr>
+          <w:rFonts w:hint="cs"/>
+          <w:rtl/>
+          <w:lang w:bidi="ar-SA"/>
+        </w:rPr>
+        <w:t xml:space="preserve"> تعلقها به</w:t>
+      </w:r>
+      <w:r>
+        <w:rPr>
+          <w:rFonts w:hint="cs"/>
+          <w:rtl/>
+          <w:lang w:bidi="ar-SA"/>
+        </w:rPr>
+        <w:t>، وفي أي حال بمجد الله وكرامته. وما لم يكن إلا مِزاجًا قد أصبح إرادة جامحة لا يمكن كبحها.</w:t>
       </w:r>
     </w:p>
     <w:p>
       <w:pPr>
         <w:rPr>
-          <w:rFonts w:hint="cs"/>
+          <w:rtl/>
           <w:lang w:bidi="ar-SA"/>
         </w:rPr>
       </w:pPr>
-      <w:r>
-        <w:rPr>
-          <w:rFonts w:hint="cs"/>
-          <w:rtl/>
-          <w:lang w:bidi="ar-SA"/>
-        </w:rPr>
-        <w:t>اليوم نجد مبدئًا آخر: "</w:t>
-      </w:r>
-      <w:r>
-        <w:rPr>
-          <w:rtl/>
-        </w:rPr>
-        <w:t xml:space="preserve"> </w:t>
-      </w:r>
-      <w:r>
-        <w:rPr>
-          <w:rtl/>
-          <w:lang w:bidi="ar-SA"/>
-        </w:rPr>
-        <w:t>وَاحِدًا يَزْرَعُ وَآخَرَ يَحْصُدُ</w:t>
-      </w:r>
-      <w:r>
-        <w:rPr>
-          <w:rFonts w:hint="cs"/>
-          <w:rtl/>
-          <w:lang w:bidi="ar-SA"/>
-        </w:rPr>
-        <w:t xml:space="preserve">" (يوحنا 4: 37). إذ لأنه لن يكون هنالك تجارب يضطرون بأن يقاوموها، فليس فقط سيكونون مضطرين بأن يترقبوا قلوبهم ضد الجسد، وإنما متى ما سيحكم المسيح العالم، سيتمتع الناس بكل ما في العالم بصورة شرعية. وإن واجهتهم تجربة فسيفشل مَن ليس لهم إيمان. </w:t>
-      </w:r>
-      <w:r>
-        <w:rPr>
-          <w:rFonts w:hint="cs"/>
-          <w:rtl/>
-          <w:lang w:bidi="ar-SA"/>
-        </w:rPr>
-        <w:t xml:space="preserve">المرائي </w:t>
-      </w:r>
-      <w:r>
-        <w:rPr>
-          <w:rFonts w:hint="cs"/>
-          <w:rtl/>
-          <w:lang w:bidi="ar-SA"/>
-        </w:rPr>
-        <w:t>لن يتمتع بالأمور الطبيعية من جهة الله؛ ولكن إذ لن تكون هنالك تجربة للكشف عن شره، فسيبقى غير مُعلَم لديه</w:t>
-      </w:r>
-      <w:r>
-        <w:rPr>
-          <w:rFonts w:hint="cs"/>
-          <w:rtl/>
-          <w:lang w:bidi="ar-SA"/>
-        </w:rPr>
-        <w:t>. "</w:t>
-      </w:r>
-      <w:r>
-        <w:rPr>
-          <w:rtl/>
-        </w:rPr>
-        <w:t xml:space="preserve"> </w:t>
-      </w:r>
-      <w:r>
-        <w:rPr>
-          <w:rtl/>
-          <w:lang w:bidi="ar-SA"/>
-        </w:rPr>
-        <w:t>وَالْمَزْرُوعُ عَلَى الأَمَاكِنِ الْمُحْجِرَةِ هُوَ الَّذِي يَسْمَعُ الْكَلِمَةَ، وَحَالاً يَقْبَلُهَا بِفَرَحٍ،</w:t>
-      </w:r>
-      <w:r>
-        <w:rPr>
-          <w:rFonts w:hint="cs"/>
-          <w:rtl/>
-          <w:lang w:bidi="ar-SA"/>
-        </w:rPr>
-        <w:t xml:space="preserve">" (متى 13: 20). </w:t>
-      </w:r>
-      <w:r>
-        <w:rPr>
-          <w:rFonts w:hint="cs"/>
-          <w:rtl/>
-          <w:lang w:bidi="ar-SA"/>
-        </w:rPr>
-        <w:t xml:space="preserve">هذا الإنسان لم يكن مرائيًا، لكن متى ما </w:t>
-      </w:r>
-      <w:r>
-        <w:rPr>
-          <w:rFonts w:hint="cs"/>
-          <w:rtl/>
-          <w:lang w:bidi="ar-SA"/>
-        </w:rPr>
-        <w:t>أ</w:t>
-      </w:r>
-      <w:r>
-        <w:rPr>
-          <w:rFonts w:hint="cs"/>
-          <w:rtl/>
-          <w:lang w:bidi="ar-SA"/>
-        </w:rPr>
-        <w:t xml:space="preserve">تت التجربة، اغتاظ لأن إيمانه لم يكن </w:t>
-      </w:r>
-      <w:r>
-        <w:rPr>
-          <w:rFonts w:hint="cs"/>
-          <w:rtl/>
-          <w:lang w:bidi="ar-SA"/>
-        </w:rPr>
-        <w:t>له أساس</w:t>
-      </w:r>
-      <w:r>
-        <w:rPr>
-          <w:rFonts w:hint="cs"/>
-          <w:rtl/>
-          <w:lang w:bidi="ar-SA"/>
-        </w:rPr>
-        <w:t>.</w:t>
+      <w:proofErr w:type="spellStart"/>
+      <w:r>
+        <w:rPr>
+          <w:rFonts w:hint="cs"/>
+          <w:rtl/>
+          <w:lang w:bidi="ar-SA"/>
+        </w:rPr>
+        <w:t>فالإبنة</w:t>
+      </w:r>
+      <w:proofErr w:type="spellEnd"/>
+      <w:r>
+        <w:rPr>
+          <w:rFonts w:hint="cs"/>
+          <w:rtl/>
+          <w:lang w:bidi="ar-SA"/>
+        </w:rPr>
+        <w:t xml:space="preserve"> الشابة المسكينة (حينما أودت بنفسها للمستنقع الذي حامت من حوله كما قالت) طلبت صديقة أمها بأنها ستبذل كل ما بوسعها حتى تمنع كل عائق أمامها. كم قلبنا مخادع وغشاش! كم يجعلنا الصنم عبيدًا! لأنه وإن سعينا بالفرار من الخطر إلا أننا نستخدم بنفس الوقت وسائل حتى نضمن تحقيق ما نرغب به، بالأخص ونحن هاربين منه. فيا لفظاعة الابتعاد عن الله!</w:t>
+      </w:r>
+    </w:p>
+    <w:p>
+      <w:pPr>
+        <w:rPr>
+          <w:lang w:bidi="ar-SA"/>
+        </w:rPr>
+      </w:pPr>
+      <w:r>
+        <w:rPr>
+          <w:rFonts w:hint="cs"/>
+          <w:rtl/>
+          <w:lang w:bidi="ar-SA"/>
+        </w:rPr>
+        <w:t>قبل انخراط هذا الشخص الشاب في هذه ا</w:t>
+      </w:r>
+      <w:r>
+        <w:rPr>
+          <w:rFonts w:hint="cs"/>
+          <w:rtl/>
+          <w:lang w:bidi="ar-SA"/>
+        </w:rPr>
+        <w:t xml:space="preserve">لعواطف كان من الممكن ردعه بالخوف من فكرة تصرف كهذا. عندما يترك القلب اللهَ فسيخاف من الإنسان أكثر من الله ... يا له من درس خطير للذين يريدون الابتعاد عن الله وعن كلمته المقدسة، حتى </w:t>
+      </w:r>
+      <w:r>
+        <w:rPr>
+          <w:rFonts w:hint="cs"/>
+          <w:rtl/>
+          <w:lang w:bidi="ar-SA"/>
+        </w:rPr>
+        <w:t>ينغمسوا</w:t>
+      </w:r>
+      <w:r>
+        <w:rPr>
+          <w:rFonts w:hint="cs"/>
+          <w:rtl/>
+          <w:lang w:bidi="ar-SA"/>
+        </w:rPr>
+        <w:t xml:space="preserve"> بميولهم، والتي من السهل التغلب عليها في البداية، ولكنها إن تمت مراعاتها في القلب، ستصبح طاغية ومميتة! يا ليت الله يوفّق للقارئ هذه السطور ولجميع أولاده، بأن يطلبوا يوميًا حضوره وأن يبقوا هكذا محفوظين من طريق كهذا.</w:t>
       </w:r>
     </w:p>
     <w:sectPr>
@@ -972,14 +908,16 @@
 </file>
 
 <file path=word/styles.xml><?xml version="1.0" encoding="utf-8"?>
-<w:styles xmlns:mc="http://schemas.openxmlformats.org/markup-compatibility/2006" xmlns:r="http://schemas.openxmlformats.org/officeDocument/2006/relationships" xmlns:w="http://schemas.openxmlformats.org/wordprocessingml/2006/main" xmlns:w14="http://schemas.microsoft.com/office/word/2010/wordml" xmlns:w15="http://schemas.microsoft.com/office/word/2012/wordml" xmlns:w16cex="http://schemas.microsoft.com/office/word/2018/wordml/cex" xmlns:w16cid="http://schemas.microsoft.com/office/word/2016/wordml/cid" xmlns:w16="http://schemas.microsoft.com/office/word/2018/wordml" xmlns:w16sdtdh="http://schemas.microsoft.com/office/word/2020/wordml/sdtdatahash" xmlns:w16se="http://schemas.microsoft.com/office/word/2015/wordml/symex" mc:Ignorable="w14 w15 w16se w16cid w16 w16cex w16sdtdh">
+<w:styles xmlns:mc="http://schemas.openxmlformats.org/markup-compatibility/2006" xmlns:r="http://schemas.openxmlformats.org/officeDocument/2006/relationships" xmlns:w="http://schemas.openxmlformats.org/wordprocessingml/2006/main" xmlns:w14="http://schemas.microsoft.com/office/word/2010/wordml" xmlns:w15="http://schemas.microsoft.com/office/word/2012/wordml" xmlns:w16cex="http://schemas.microsoft.com/office/word/2018/wordml/cex" xmlns:w16cid="http://schemas.microsoft.com/office/word/2016/wordml/cid" xmlns:w16="http://schemas.microsoft.com/office/word/2018/wordml" xmlns:w16du="http://schemas.microsoft.com/office/word/2023/wordml/word16du" xmlns:w16sdtdh="http://schemas.microsoft.com/office/word/2020/wordml/sdtdatahash" xmlns:w16sdtfl="http://schemas.microsoft.com/office/word/2024/wordml/sdtformatlock" xmlns:w16se="http://schemas.microsoft.com/office/word/2015/wordml/symex" mc:Ignorable="w14 w15 w16se w16cid w16 w16cex w16sdtdh w16sdtfl w16du">
   <w:docDefaults>
     <w:rPrDefault>
       <w:rPr>
         <w:rFonts w:ascii="Sakkal Majalla" w:eastAsiaTheme="minorHAnsi" w:hAnsi="Sakkal Majalla" w:cs="Sakkal Majalla"/>
+        <w:kern w:val="2"/>
         <w:sz w:val="28"/>
         <w:szCs w:val="28"/>
         <w:lang w:val="en-US" w:eastAsia="en-US" w:bidi="he-IL"/>
+        <w14:ligatures w14:val="standardContextual"/>
       </w:rPr>
     </w:rPrDefault>
     <w:pPrDefault>
@@ -1029,7 +967,7 @@
     <w:lsdException w:name="table of figures" w:semiHidden="1" w:unhideWhenUsed="1"/>
     <w:lsdException w:name="envelope address" w:semiHidden="1" w:unhideWhenUsed="1"/>
     <w:lsdException w:name="envelope return" w:semiHidden="1" w:unhideWhenUsed="1"/>
-    <w:lsdException w:name="footnote reference" w:semiHidden="1" w:unhideWhenUsed="1"/>
+    <w:lsdException w:name="footnote reference" w:semiHidden="1" w:unhideWhenUsed="1" w:qFormat="1"/>
     <w:lsdException w:name="annotation reference" w:semiHidden="1" w:unhideWhenUsed="1"/>
     <w:lsdException w:name="line number" w:semiHidden="1" w:unhideWhenUsed="1"/>
     <w:lsdException w:name="page number" w:semiHidden="1" w:unhideWhenUsed="1"/>
@@ -1372,8 +1310,204 @@
     <w:name w:val="Normal"/>
     <w:qFormat/>
     <w:rPr>
-      <w:noProof/>
       <w:lang w:bidi="ar-EG"/>
+    </w:rPr>
+  </w:style>
+  <w:style w:type="paragraph" w:styleId="Heading1">
+    <w:name w:val="heading 1"/>
+    <w:basedOn w:val="Normal"/>
+    <w:next w:val="Normal"/>
+    <w:link w:val="Heading1Char"/>
+    <w:uiPriority w:val="9"/>
+    <w:qFormat/>
+    <w:rsid w:val="004127F9"/>
+    <w:pPr>
+      <w:keepNext/>
+      <w:keepLines/>
+      <w:spacing w:before="360" w:after="80"/>
+      <w:outlineLvl w:val="0"/>
+    </w:pPr>
+    <w:rPr>
+      <w:rFonts w:asciiTheme="majorHAnsi" w:eastAsiaTheme="majorEastAsia" w:hAnsiTheme="majorHAnsi" w:cstheme="majorBidi"/>
+      <w:color w:val="2F5496" w:themeColor="accent1" w:themeShade="BF"/>
+      <w:sz w:val="40"/>
+      <w:szCs w:val="40"/>
+    </w:rPr>
+  </w:style>
+  <w:style w:type="paragraph" w:styleId="Heading2">
+    <w:name w:val="heading 2"/>
+    <w:basedOn w:val="Normal"/>
+    <w:next w:val="Normal"/>
+    <w:link w:val="Heading2Char"/>
+    <w:uiPriority w:val="9"/>
+    <w:semiHidden/>
+    <w:unhideWhenUsed/>
+    <w:qFormat/>
+    <w:rsid w:val="004127F9"/>
+    <w:pPr>
+      <w:keepNext/>
+      <w:keepLines/>
+      <w:spacing w:before="160" w:after="80"/>
+      <w:outlineLvl w:val="1"/>
+    </w:pPr>
+    <w:rPr>
+      <w:rFonts w:asciiTheme="majorHAnsi" w:eastAsiaTheme="majorEastAsia" w:hAnsiTheme="majorHAnsi" w:cstheme="majorBidi"/>
+      <w:color w:val="2F5496" w:themeColor="accent1" w:themeShade="BF"/>
+      <w:sz w:val="32"/>
+      <w:szCs w:val="32"/>
+    </w:rPr>
+  </w:style>
+  <w:style w:type="paragraph" w:styleId="Heading3">
+    <w:name w:val="heading 3"/>
+    <w:basedOn w:val="Normal"/>
+    <w:next w:val="Normal"/>
+    <w:link w:val="Heading3Char"/>
+    <w:uiPriority w:val="9"/>
+    <w:semiHidden/>
+    <w:unhideWhenUsed/>
+    <w:qFormat/>
+    <w:rsid w:val="004127F9"/>
+    <w:pPr>
+      <w:keepNext/>
+      <w:keepLines/>
+      <w:spacing w:before="160" w:after="80"/>
+      <w:outlineLvl w:val="2"/>
+    </w:pPr>
+    <w:rPr>
+      <w:rFonts w:asciiTheme="minorHAnsi" w:eastAsiaTheme="majorEastAsia" w:hAnsiTheme="minorHAnsi" w:cstheme="majorBidi"/>
+      <w:color w:val="2F5496" w:themeColor="accent1" w:themeShade="BF"/>
+    </w:rPr>
+  </w:style>
+  <w:style w:type="paragraph" w:styleId="Heading4">
+    <w:name w:val="heading 4"/>
+    <w:basedOn w:val="Normal"/>
+    <w:next w:val="Normal"/>
+    <w:link w:val="Heading4Char"/>
+    <w:uiPriority w:val="9"/>
+    <w:semiHidden/>
+    <w:unhideWhenUsed/>
+    <w:qFormat/>
+    <w:rsid w:val="004127F9"/>
+    <w:pPr>
+      <w:keepNext/>
+      <w:keepLines/>
+      <w:spacing w:before="80" w:after="40"/>
+      <w:outlineLvl w:val="3"/>
+    </w:pPr>
+    <w:rPr>
+      <w:rFonts w:asciiTheme="minorHAnsi" w:eastAsiaTheme="majorEastAsia" w:hAnsiTheme="minorHAnsi" w:cstheme="majorBidi"/>
+      <w:i/>
+      <w:iCs/>
+      <w:color w:val="2F5496" w:themeColor="accent1" w:themeShade="BF"/>
+    </w:rPr>
+  </w:style>
+  <w:style w:type="paragraph" w:styleId="Heading5">
+    <w:name w:val="heading 5"/>
+    <w:basedOn w:val="Normal"/>
+    <w:next w:val="Normal"/>
+    <w:link w:val="Heading5Char"/>
+    <w:uiPriority w:val="9"/>
+    <w:semiHidden/>
+    <w:unhideWhenUsed/>
+    <w:qFormat/>
+    <w:rsid w:val="004127F9"/>
+    <w:pPr>
+      <w:keepNext/>
+      <w:keepLines/>
+      <w:spacing w:before="80" w:after="40"/>
+      <w:outlineLvl w:val="4"/>
+    </w:pPr>
+    <w:rPr>
+      <w:rFonts w:asciiTheme="minorHAnsi" w:eastAsiaTheme="majorEastAsia" w:hAnsiTheme="minorHAnsi" w:cstheme="majorBidi"/>
+      <w:color w:val="2F5496" w:themeColor="accent1" w:themeShade="BF"/>
+    </w:rPr>
+  </w:style>
+  <w:style w:type="paragraph" w:styleId="Heading6">
+    <w:name w:val="heading 6"/>
+    <w:basedOn w:val="Normal"/>
+    <w:next w:val="Normal"/>
+    <w:link w:val="Heading6Char"/>
+    <w:uiPriority w:val="9"/>
+    <w:semiHidden/>
+    <w:unhideWhenUsed/>
+    <w:qFormat/>
+    <w:rsid w:val="004127F9"/>
+    <w:pPr>
+      <w:keepNext/>
+      <w:keepLines/>
+      <w:spacing w:before="40" w:after="0"/>
+      <w:outlineLvl w:val="5"/>
+    </w:pPr>
+    <w:rPr>
+      <w:rFonts w:asciiTheme="minorHAnsi" w:eastAsiaTheme="majorEastAsia" w:hAnsiTheme="minorHAnsi" w:cstheme="majorBidi"/>
+      <w:i/>
+      <w:iCs/>
+      <w:color w:val="595959" w:themeColor="text1" w:themeTint="A6"/>
+    </w:rPr>
+  </w:style>
+  <w:style w:type="paragraph" w:styleId="Heading7">
+    <w:name w:val="heading 7"/>
+    <w:basedOn w:val="Normal"/>
+    <w:next w:val="Normal"/>
+    <w:link w:val="Heading7Char"/>
+    <w:uiPriority w:val="9"/>
+    <w:semiHidden/>
+    <w:unhideWhenUsed/>
+    <w:qFormat/>
+    <w:rsid w:val="004127F9"/>
+    <w:pPr>
+      <w:keepNext/>
+      <w:keepLines/>
+      <w:spacing w:before="40" w:after="0"/>
+      <w:outlineLvl w:val="6"/>
+    </w:pPr>
+    <w:rPr>
+      <w:rFonts w:asciiTheme="minorHAnsi" w:eastAsiaTheme="majorEastAsia" w:hAnsiTheme="minorHAnsi" w:cstheme="majorBidi"/>
+      <w:color w:val="595959" w:themeColor="text1" w:themeTint="A6"/>
+    </w:rPr>
+  </w:style>
+  <w:style w:type="paragraph" w:styleId="Heading8">
+    <w:name w:val="heading 8"/>
+    <w:basedOn w:val="Normal"/>
+    <w:next w:val="Normal"/>
+    <w:link w:val="Heading8Char"/>
+    <w:uiPriority w:val="9"/>
+    <w:semiHidden/>
+    <w:unhideWhenUsed/>
+    <w:qFormat/>
+    <w:rsid w:val="004127F9"/>
+    <w:pPr>
+      <w:keepNext/>
+      <w:keepLines/>
+      <w:spacing w:after="0"/>
+      <w:outlineLvl w:val="7"/>
+    </w:pPr>
+    <w:rPr>
+      <w:rFonts w:asciiTheme="minorHAnsi" w:eastAsiaTheme="majorEastAsia" w:hAnsiTheme="minorHAnsi" w:cstheme="majorBidi"/>
+      <w:i/>
+      <w:iCs/>
+      <w:color w:val="272727" w:themeColor="text1" w:themeTint="D8"/>
+    </w:rPr>
+  </w:style>
+  <w:style w:type="paragraph" w:styleId="Heading9">
+    <w:name w:val="heading 9"/>
+    <w:basedOn w:val="Normal"/>
+    <w:next w:val="Normal"/>
+    <w:link w:val="Heading9Char"/>
+    <w:uiPriority w:val="9"/>
+    <w:semiHidden/>
+    <w:unhideWhenUsed/>
+    <w:qFormat/>
+    <w:rsid w:val="004127F9"/>
+    <w:pPr>
+      <w:keepNext/>
+      <w:keepLines/>
+      <w:spacing w:after="0"/>
+      <w:outlineLvl w:val="8"/>
+    </w:pPr>
+    <w:rPr>
+      <w:rFonts w:asciiTheme="minorHAnsi" w:eastAsiaTheme="majorEastAsia" w:hAnsiTheme="minorHAnsi" w:cstheme="majorBidi"/>
+      <w:color w:val="272727" w:themeColor="text1" w:themeTint="D8"/>
     </w:rPr>
   </w:style>
   <w:style w:type="character" w:default="1" w:styleId="DefaultParagraphFont">
@@ -1403,12 +1537,337 @@
     <w:semiHidden/>
     <w:unhideWhenUsed/>
   </w:style>
+  <w:style w:type="character" w:styleId="FootnoteReference">
+    <w:name w:val="footnote reference"/>
+    <w:basedOn w:val="DefaultParagraphFont"/>
+    <w:uiPriority w:val="99"/>
+    <w:semiHidden/>
+    <w:unhideWhenUsed/>
+    <w:qFormat/>
+    <w:rsid w:val="00EC5C84"/>
+    <w:rPr>
+      <w:rFonts w:ascii="Sakkal Majalla" w:hAnsi="Sakkal Majalla"/>
+      <w:b/>
+      <w:sz w:val="26"/>
+      <w:vertAlign w:val="superscript"/>
+    </w:rPr>
+  </w:style>
+  <w:style w:type="character" w:customStyle="1" w:styleId="Heading1Char">
+    <w:name w:val="Heading 1 Char"/>
+    <w:basedOn w:val="DefaultParagraphFont"/>
+    <w:link w:val="Heading1"/>
+    <w:uiPriority w:val="9"/>
+    <w:rsid w:val="004127F9"/>
+    <w:rPr>
+      <w:rFonts w:asciiTheme="majorHAnsi" w:eastAsiaTheme="majorEastAsia" w:hAnsiTheme="majorHAnsi" w:cstheme="majorBidi"/>
+      <w:noProof/>
+      <w:color w:val="2F5496" w:themeColor="accent1" w:themeShade="BF"/>
+      <w:sz w:val="40"/>
+      <w:szCs w:val="40"/>
+      <w:lang w:bidi="ar-EG"/>
+    </w:rPr>
+  </w:style>
+  <w:style w:type="character" w:customStyle="1" w:styleId="Heading2Char">
+    <w:name w:val="Heading 2 Char"/>
+    <w:basedOn w:val="DefaultParagraphFont"/>
+    <w:link w:val="Heading2"/>
+    <w:uiPriority w:val="9"/>
+    <w:semiHidden/>
+    <w:rsid w:val="004127F9"/>
+    <w:rPr>
+      <w:rFonts w:asciiTheme="majorHAnsi" w:eastAsiaTheme="majorEastAsia" w:hAnsiTheme="majorHAnsi" w:cstheme="majorBidi"/>
+      <w:noProof/>
+      <w:color w:val="2F5496" w:themeColor="accent1" w:themeShade="BF"/>
+      <w:sz w:val="32"/>
+      <w:szCs w:val="32"/>
+      <w:lang w:bidi="ar-EG"/>
+    </w:rPr>
+  </w:style>
+  <w:style w:type="character" w:customStyle="1" w:styleId="Heading3Char">
+    <w:name w:val="Heading 3 Char"/>
+    <w:basedOn w:val="DefaultParagraphFont"/>
+    <w:link w:val="Heading3"/>
+    <w:uiPriority w:val="9"/>
+    <w:semiHidden/>
+    <w:rsid w:val="004127F9"/>
+    <w:rPr>
+      <w:rFonts w:asciiTheme="minorHAnsi" w:eastAsiaTheme="majorEastAsia" w:hAnsiTheme="minorHAnsi" w:cstheme="majorBidi"/>
+      <w:noProof/>
+      <w:color w:val="2F5496" w:themeColor="accent1" w:themeShade="BF"/>
+      <w:lang w:bidi="ar-EG"/>
+    </w:rPr>
+  </w:style>
+  <w:style w:type="character" w:customStyle="1" w:styleId="Heading4Char">
+    <w:name w:val="Heading 4 Char"/>
+    <w:basedOn w:val="DefaultParagraphFont"/>
+    <w:link w:val="Heading4"/>
+    <w:uiPriority w:val="9"/>
+    <w:semiHidden/>
+    <w:rsid w:val="004127F9"/>
+    <w:rPr>
+      <w:rFonts w:asciiTheme="minorHAnsi" w:eastAsiaTheme="majorEastAsia" w:hAnsiTheme="minorHAnsi" w:cstheme="majorBidi"/>
+      <w:i/>
+      <w:iCs/>
+      <w:noProof/>
+      <w:color w:val="2F5496" w:themeColor="accent1" w:themeShade="BF"/>
+      <w:lang w:bidi="ar-EG"/>
+    </w:rPr>
+  </w:style>
+  <w:style w:type="character" w:customStyle="1" w:styleId="Heading5Char">
+    <w:name w:val="Heading 5 Char"/>
+    <w:basedOn w:val="DefaultParagraphFont"/>
+    <w:link w:val="Heading5"/>
+    <w:uiPriority w:val="9"/>
+    <w:semiHidden/>
+    <w:rsid w:val="004127F9"/>
+    <w:rPr>
+      <w:rFonts w:asciiTheme="minorHAnsi" w:eastAsiaTheme="majorEastAsia" w:hAnsiTheme="minorHAnsi" w:cstheme="majorBidi"/>
+      <w:noProof/>
+      <w:color w:val="2F5496" w:themeColor="accent1" w:themeShade="BF"/>
+      <w:lang w:bidi="ar-EG"/>
+    </w:rPr>
+  </w:style>
+  <w:style w:type="character" w:customStyle="1" w:styleId="Heading6Char">
+    <w:name w:val="Heading 6 Char"/>
+    <w:basedOn w:val="DefaultParagraphFont"/>
+    <w:link w:val="Heading6"/>
+    <w:uiPriority w:val="9"/>
+    <w:semiHidden/>
+    <w:rsid w:val="004127F9"/>
+    <w:rPr>
+      <w:rFonts w:asciiTheme="minorHAnsi" w:eastAsiaTheme="majorEastAsia" w:hAnsiTheme="minorHAnsi" w:cstheme="majorBidi"/>
+      <w:i/>
+      <w:iCs/>
+      <w:noProof/>
+      <w:color w:val="595959" w:themeColor="text1" w:themeTint="A6"/>
+      <w:lang w:bidi="ar-EG"/>
+    </w:rPr>
+  </w:style>
+  <w:style w:type="character" w:customStyle="1" w:styleId="Heading7Char">
+    <w:name w:val="Heading 7 Char"/>
+    <w:basedOn w:val="DefaultParagraphFont"/>
+    <w:link w:val="Heading7"/>
+    <w:uiPriority w:val="9"/>
+    <w:semiHidden/>
+    <w:rsid w:val="004127F9"/>
+    <w:rPr>
+      <w:rFonts w:asciiTheme="minorHAnsi" w:eastAsiaTheme="majorEastAsia" w:hAnsiTheme="minorHAnsi" w:cstheme="majorBidi"/>
+      <w:noProof/>
+      <w:color w:val="595959" w:themeColor="text1" w:themeTint="A6"/>
+      <w:lang w:bidi="ar-EG"/>
+    </w:rPr>
+  </w:style>
+  <w:style w:type="character" w:customStyle="1" w:styleId="Heading8Char">
+    <w:name w:val="Heading 8 Char"/>
+    <w:basedOn w:val="DefaultParagraphFont"/>
+    <w:link w:val="Heading8"/>
+    <w:uiPriority w:val="9"/>
+    <w:semiHidden/>
+    <w:rsid w:val="004127F9"/>
+    <w:rPr>
+      <w:rFonts w:asciiTheme="minorHAnsi" w:eastAsiaTheme="majorEastAsia" w:hAnsiTheme="minorHAnsi" w:cstheme="majorBidi"/>
+      <w:i/>
+      <w:iCs/>
+      <w:noProof/>
+      <w:color w:val="272727" w:themeColor="text1" w:themeTint="D8"/>
+      <w:lang w:bidi="ar-EG"/>
+    </w:rPr>
+  </w:style>
+  <w:style w:type="character" w:customStyle="1" w:styleId="Heading9Char">
+    <w:name w:val="Heading 9 Char"/>
+    <w:basedOn w:val="DefaultParagraphFont"/>
+    <w:link w:val="Heading9"/>
+    <w:uiPriority w:val="9"/>
+    <w:semiHidden/>
+    <w:rsid w:val="004127F9"/>
+    <w:rPr>
+      <w:rFonts w:asciiTheme="minorHAnsi" w:eastAsiaTheme="majorEastAsia" w:hAnsiTheme="minorHAnsi" w:cstheme="majorBidi"/>
+      <w:noProof/>
+      <w:color w:val="272727" w:themeColor="text1" w:themeTint="D8"/>
+      <w:lang w:bidi="ar-EG"/>
+    </w:rPr>
+  </w:style>
+  <w:style w:type="paragraph" w:styleId="Title">
+    <w:name w:val="Title"/>
+    <w:basedOn w:val="Normal"/>
+    <w:next w:val="Normal"/>
+    <w:link w:val="TitleChar"/>
+    <w:uiPriority w:val="10"/>
+    <w:qFormat/>
+    <w:rsid w:val="004127F9"/>
+    <w:pPr>
+      <w:spacing w:after="80" w:line="240" w:lineRule="auto"/>
+      <w:contextualSpacing/>
+    </w:pPr>
+    <w:rPr>
+      <w:rFonts w:asciiTheme="majorHAnsi" w:eastAsiaTheme="majorEastAsia" w:hAnsiTheme="majorHAnsi" w:cstheme="majorBidi"/>
+      <w:spacing w:val="-10"/>
+      <w:kern w:val="28"/>
+      <w:sz w:val="56"/>
+      <w:szCs w:val="56"/>
+    </w:rPr>
+  </w:style>
+  <w:style w:type="character" w:customStyle="1" w:styleId="TitleChar">
+    <w:name w:val="Title Char"/>
+    <w:basedOn w:val="DefaultParagraphFont"/>
+    <w:link w:val="Title"/>
+    <w:uiPriority w:val="10"/>
+    <w:rsid w:val="004127F9"/>
+    <w:rPr>
+      <w:rFonts w:asciiTheme="majorHAnsi" w:eastAsiaTheme="majorEastAsia" w:hAnsiTheme="majorHAnsi" w:cstheme="majorBidi"/>
+      <w:noProof/>
+      <w:spacing w:val="-10"/>
+      <w:kern w:val="28"/>
+      <w:sz w:val="56"/>
+      <w:szCs w:val="56"/>
+      <w:lang w:bidi="ar-EG"/>
+    </w:rPr>
+  </w:style>
+  <w:style w:type="paragraph" w:styleId="Subtitle">
+    <w:name w:val="Subtitle"/>
+    <w:basedOn w:val="Normal"/>
+    <w:next w:val="Normal"/>
+    <w:link w:val="SubtitleChar"/>
+    <w:uiPriority w:val="11"/>
+    <w:qFormat/>
+    <w:rsid w:val="004127F9"/>
+    <w:pPr>
+      <w:numPr>
+        <w:ilvl w:val="1"/>
+      </w:numPr>
+    </w:pPr>
+    <w:rPr>
+      <w:rFonts w:asciiTheme="minorHAnsi" w:eastAsiaTheme="majorEastAsia" w:hAnsiTheme="minorHAnsi" w:cstheme="majorBidi"/>
+      <w:color w:val="595959" w:themeColor="text1" w:themeTint="A6"/>
+      <w:spacing w:val="15"/>
+    </w:rPr>
+  </w:style>
+  <w:style w:type="character" w:customStyle="1" w:styleId="SubtitleChar">
+    <w:name w:val="Subtitle Char"/>
+    <w:basedOn w:val="DefaultParagraphFont"/>
+    <w:link w:val="Subtitle"/>
+    <w:uiPriority w:val="11"/>
+    <w:rsid w:val="004127F9"/>
+    <w:rPr>
+      <w:rFonts w:asciiTheme="minorHAnsi" w:eastAsiaTheme="majorEastAsia" w:hAnsiTheme="minorHAnsi" w:cstheme="majorBidi"/>
+      <w:noProof/>
+      <w:color w:val="595959" w:themeColor="text1" w:themeTint="A6"/>
+      <w:spacing w:val="15"/>
+      <w:lang w:bidi="ar-EG"/>
+    </w:rPr>
+  </w:style>
+  <w:style w:type="paragraph" w:styleId="Quote">
+    <w:name w:val="Quote"/>
+    <w:basedOn w:val="Normal"/>
+    <w:next w:val="Normal"/>
+    <w:link w:val="QuoteChar"/>
+    <w:uiPriority w:val="29"/>
+    <w:qFormat/>
+    <w:rsid w:val="004127F9"/>
+    <w:pPr>
+      <w:spacing w:before="160"/>
+      <w:jc w:val="center"/>
+    </w:pPr>
+    <w:rPr>
+      <w:i/>
+      <w:iCs/>
+      <w:color w:val="404040" w:themeColor="text1" w:themeTint="BF"/>
+    </w:rPr>
+  </w:style>
+  <w:style w:type="character" w:customStyle="1" w:styleId="QuoteChar">
+    <w:name w:val="Quote Char"/>
+    <w:basedOn w:val="DefaultParagraphFont"/>
+    <w:link w:val="Quote"/>
+    <w:uiPriority w:val="29"/>
+    <w:rsid w:val="004127F9"/>
+    <w:rPr>
+      <w:i/>
+      <w:iCs/>
+      <w:noProof/>
+      <w:color w:val="404040" w:themeColor="text1" w:themeTint="BF"/>
+      <w:lang w:bidi="ar-EG"/>
+    </w:rPr>
+  </w:style>
+  <w:style w:type="paragraph" w:styleId="ListParagraph">
+    <w:name w:val="List Paragraph"/>
+    <w:basedOn w:val="Normal"/>
+    <w:uiPriority w:val="34"/>
+    <w:qFormat/>
+    <w:rsid w:val="004127F9"/>
+    <w:pPr>
+      <w:ind w:left="720"/>
+      <w:contextualSpacing/>
+    </w:pPr>
+  </w:style>
+  <w:style w:type="character" w:styleId="IntenseEmphasis">
+    <w:name w:val="Intense Emphasis"/>
+    <w:basedOn w:val="DefaultParagraphFont"/>
+    <w:uiPriority w:val="21"/>
+    <w:qFormat/>
+    <w:rsid w:val="004127F9"/>
+    <w:rPr>
+      <w:i/>
+      <w:iCs/>
+      <w:color w:val="2F5496" w:themeColor="accent1" w:themeShade="BF"/>
+    </w:rPr>
+  </w:style>
+  <w:style w:type="paragraph" w:styleId="IntenseQuote">
+    <w:name w:val="Intense Quote"/>
+    <w:basedOn w:val="Normal"/>
+    <w:next w:val="Normal"/>
+    <w:link w:val="IntenseQuoteChar"/>
+    <w:uiPriority w:val="30"/>
+    <w:qFormat/>
+    <w:rsid w:val="004127F9"/>
+    <w:pPr>
+      <w:pBdr>
+        <w:top w:val="single" w:sz="4" w:space="10" w:color="2F5496" w:themeColor="accent1" w:themeShade="BF"/>
+        <w:bottom w:val="single" w:sz="4" w:space="10" w:color="2F5496" w:themeColor="accent1" w:themeShade="BF"/>
+      </w:pBdr>
+      <w:spacing w:before="360" w:after="360"/>
+      <w:ind w:left="864" w:right="864"/>
+      <w:jc w:val="center"/>
+    </w:pPr>
+    <w:rPr>
+      <w:i/>
+      <w:iCs/>
+      <w:color w:val="2F5496" w:themeColor="accent1" w:themeShade="BF"/>
+    </w:rPr>
+  </w:style>
+  <w:style w:type="character" w:customStyle="1" w:styleId="IntenseQuoteChar">
+    <w:name w:val="Intense Quote Char"/>
+    <w:basedOn w:val="DefaultParagraphFont"/>
+    <w:link w:val="IntenseQuote"/>
+    <w:uiPriority w:val="30"/>
+    <w:rsid w:val="004127F9"/>
+    <w:rPr>
+      <w:i/>
+      <w:iCs/>
+      <w:noProof/>
+      <w:color w:val="2F5496" w:themeColor="accent1" w:themeShade="BF"/>
+      <w:lang w:bidi="ar-EG"/>
+    </w:rPr>
+  </w:style>
+  <w:style w:type="character" w:styleId="IntenseReference">
+    <w:name w:val="Intense Reference"/>
+    <w:basedOn w:val="DefaultParagraphFont"/>
+    <w:uiPriority w:val="32"/>
+    <w:qFormat/>
+    <w:rsid w:val="004127F9"/>
+    <w:rPr>
+      <w:b/>
+      <w:bCs/>
+      <w:smallCaps/>
+      <w:color w:val="2F5496" w:themeColor="accent1" w:themeShade="BF"/>
+      <w:spacing w:val="5"/>
+    </w:rPr>
+  </w:style>
   <w:style w:type="character" w:styleId="Hyperlink">
     <w:name w:val="Hyperlink"/>
     <w:basedOn w:val="DefaultParagraphFont"/>
     <w:uiPriority w:val="99"/>
     <w:unhideWhenUsed/>
-    <w:rsid w:val="00624EB9"/>
+    <w:rsid w:val="002C2232"/>
     <w:rPr>
       <w:color w:val="0563C1" w:themeColor="hyperlink"/>
       <w:u w:val="single"/>
@@ -1420,10 +1879,22 @@
     <w:uiPriority w:val="99"/>
     <w:semiHidden/>
     <w:unhideWhenUsed/>
-    <w:rsid w:val="00624EB9"/>
+    <w:rsid w:val="002C2232"/>
     <w:rPr>
       <w:color w:val="605E5C"/>
       <w:shd w:val="clear" w:color="auto" w:fill="E1DFDD"/>
+    </w:rPr>
+  </w:style>
+  <w:style w:type="character" w:styleId="FollowedHyperlink">
+    <w:name w:val="FollowedHyperlink"/>
+    <w:basedOn w:val="DefaultParagraphFont"/>
+    <w:uiPriority w:val="99"/>
+    <w:semiHidden/>
+    <w:unhideWhenUsed/>
+    <w:rsid w:val="00771DDE"/>
+    <w:rPr>
+      <w:color w:val="954F72" w:themeColor="followedHyperlink"/>
+      <w:u w:val="single"/>
     </w:rPr>
   </w:style>
 </w:styles>
@@ -1527,7 +1998,7 @@
         <a:latin typeface="Calibri" panose="020F0502020204030204"/>
         <a:ea typeface=""/>
         <a:cs typeface=""/>
-        <a:font script="Jpan" typeface="游明朝"/>
+        <a:font script="Jpan" typeface="游ゴシック"/>
         <a:font script="Hang" typeface="맑은 고딕"/>
         <a:font script="Hans" typeface="等线"/>
         <a:font script="Hant" typeface="新細明體"/>
